--- a/rapports/2026-06-06/EQ29/EQ29_sup_v2/DR_062203010017/29-42-69-77.docx
+++ b/rapports/2026-06-06/EQ29/EQ29_sup_v2/DR_062203010017/29-42-69-77.docx
@@ -297,7 +297,7 @@
           <w:color w:val="1F6FEB"/>
           <w:sz w:val="22"/>
         </w:rPr>
-        <w:t>⚠ INCOHÉRENCES À CORRIGER (90)</w:t>
+        <w:t>⚠ INCOHÉRENCES À CORRIGER (81)</w:t>
       </w:r>
     </w:p>
     <w:tbl>
@@ -454,7 +454,7 @@
                 <w:color w:val="16A34A"/>
                 <w:sz w:val="16"/>
               </w:rPr>
-              <w:t>s01q32, s01q37, s04q23, s01q00b, s01q37_decode, s04q23_decode</w:t>
+              <w:t>s01q39</w:t>
             </w:r>
           </w:p>
         </w:tc>
@@ -485,7 +485,7 @@
                 <w:i w:val="0"/>
                 <w:sz w:val="17"/>
               </w:rPr>
-              <w:t>Incoherence! fatou top Diagne a declaré que la catégorie socioprofessionnelle de sa mère est Travailleur pour compte propre alors que la mère elle-même declare comme catégorie socioprofessionnelle Travailleur familial contribuant à une entreprise familiale au niveau de la section 4b.</w:t>
+              <w:t>Incoherence! Diaye Diouf dispose d'un téléphone portable à s01q39, donc la raison évoquée ne peut pas être (ne dispose pas d'appareil).</w:t>
             </w:r>
           </w:p>
         </w:tc>
@@ -575,7 +575,7 @@
                 <w:i w:val="0"/>
                 <w:sz w:val="17"/>
               </w:rPr>
-              <w:t>Incoherence! mingué Diagne a declaré que la catégorie socioprofessionnelle de son père est Ouvrier ou employé qualifié alors que le père lui-même declare comme catégorie socioprofessionnelle Travailleur pour compte propre au niveau de la section 4b.</w:t>
+              <w:t>Incoherence! assane Diagne a declaré que la catégorie socioprofessionnelle de son père est Ouvrier ou employé qualifié alors que le père lui-même declare comme catégorie socioprofessionnelle Travailleur pour compte propre au niveau de la section 4b.</w:t>
             </w:r>
           </w:p>
         </w:tc>
@@ -634,7 +634,7 @@
                 <w:color w:val="16A34A"/>
                 <w:sz w:val="16"/>
               </w:rPr>
-              <w:t>s01q39</w:t>
+              <w:t>s01q32, s01q37, s04q23, s01q00b, s01q37_decode, s04q23_decode</w:t>
             </w:r>
           </w:p>
         </w:tc>
@@ -665,7 +665,7 @@
                 <w:i w:val="0"/>
                 <w:sz w:val="17"/>
               </w:rPr>
-              <w:t>Incoherence! Diaye Diouf dispose d'un téléphone portable à s01q39, donc la raison évoquée ne peut pas être (ne dispose pas d'appareil).</w:t>
+              <w:t>Incoherence! fatou top Diagne a declaré que la catégorie socioprofessionnelle de sa mère est Travailleur pour compte propre alors que la mère elle-même declare comme catégorie socioprofessionnelle Travailleur familial contribuant à une entreprise familiale au niveau de la section 4b.</w:t>
             </w:r>
           </w:p>
         </w:tc>
@@ -755,7 +755,7 @@
                 <w:i w:val="0"/>
                 <w:sz w:val="17"/>
               </w:rPr>
-              <w:t>Incoherence! assane Diagne a declaré que la catégorie socioprofessionnelle de son père est Ouvrier ou employé qualifié alors que le père lui-même declare comme catégorie socioprofessionnelle Travailleur pour compte propre au niveau de la section 4b.</w:t>
+              <w:t>Incoherence! mamath diagne a declaré que la catégorie socioprofessionnelle de son père est Ouvrier ou employé qualifié alors que le père lui-même declare comme catégorie socioprofessionnelle Travailleur pour compte propre au niveau de la section 4b.</w:t>
             </w:r>
           </w:p>
         </w:tc>
@@ -845,7 +845,7 @@
                 <w:i w:val="0"/>
                 <w:sz w:val="17"/>
               </w:rPr>
-              <w:t>Incoherence! mamath diagne a declaré que la catégorie socioprofessionnelle de son père est Ouvrier ou employé qualifié alors que le père lui-même declare comme catégorie socioprofessionnelle Travailleur pour compte propre au niveau de la section 4b.</w:t>
+              <w:t>Incoherence! mingué Diagne a declaré que la catégorie socioprofessionnelle de son père est Ouvrier ou employé qualifié alors que le père lui-même declare comme catégorie socioprofessionnelle Travailleur pour compte propre au niveau de la section 4b.</w:t>
             </w:r>
           </w:p>
         </w:tc>
@@ -904,7 +904,7 @@
                 <w:color w:val="16A34A"/>
                 <w:sz w:val="16"/>
               </w:rPr>
-              <w:t>—</w:t>
+              <w:t>s01q00b, s02q17_2, s02q15_2</w:t>
             </w:r>
           </w:p>
         </w:tc>
@@ -935,7 +935,7 @@
                 <w:i w:val="0"/>
                 <w:sz w:val="17"/>
               </w:rPr>
-              <w:t>Incohérence!!! seulement les écoles privées paient les frais de scolarité (y compris les frais d'inscription).</w:t>
+              <w:t>Incohérence!! fatou Dieye2 fréquente 2ème année de Maternelle mais ne paie ni la scolarité ni la cotisation, prière de corriger ou fournir une explication à cela.</w:t>
             </w:r>
           </w:p>
         </w:tc>
@@ -994,7 +994,7 @@
                 <w:color w:val="16A34A"/>
                 <w:sz w:val="16"/>
               </w:rPr>
-              <w:t>s01q32, s01q36, s01q38, s04q37_modif, s02q33, s02q34, s01q00b</w:t>
+              <w:t>s01q00b, s02q17_2, s02q15_2</w:t>
             </w:r>
           </w:p>
         </w:tc>
@@ -1025,7 +1025,7 @@
                 <w:i w:val="0"/>
                 <w:sz w:val="17"/>
               </w:rPr>
-              <w:t>Peu probable!!! Vu l'âge (16 ans) de Aïssatou Diagne ou l'année à laquelle Aïssatou Diagne a fréquenté l'école pour la dernière fois (.) le dernier diplome de Aïssatou Diagne ne peut être le Certificat d'études primaires (CEP), prière de corriger cette incohérence ou confirmer avec le QG.</w:t>
+              <w:t>Incohérence!! fatou top Diagne fréquente 6ème année de Primaire mais ne paie ni la scolarité ni la cotisation, prière de corriger ou fournir une explication à cela.</w:t>
             </w:r>
           </w:p>
         </w:tc>
@@ -1084,7 +1084,7 @@
                 <w:color w:val="16A34A"/>
                 <w:sz w:val="16"/>
               </w:rPr>
-              <w:t>s01q00b, s02q17_2, s02q15_2</w:t>
+              <w:t>s01q32, s01q36, s01q38, s04q37_modif, s02q33, s02q34, s01q00b</w:t>
             </w:r>
           </w:p>
         </w:tc>
@@ -1115,7 +1115,7 @@
                 <w:i w:val="0"/>
                 <w:sz w:val="17"/>
               </w:rPr>
-              <w:t>Incohérence!! fatou Dieye2 fréquente 2ème année de Maternelle mais ne paie ni la scolarité ni la cotisation, prière de corriger ou fournir une explication à cela.</w:t>
+              <w:t>Peu probable!!! Vu l'âge (16 ans) de Aïssatou Diagne ou l'année à laquelle Aïssatou Diagne a fréquenté l'école pour la dernière fois (.) le dernier diplome de Aïssatou Diagne ne peut être le Certificat d'études primaires (CEP), prière de corriger cette incohérence ou confirmer avec le QG.</w:t>
             </w:r>
           </w:p>
         </w:tc>
@@ -1148,6 +1148,1086 @@
                 <w:i w:val="0"/>
                 <w:sz w:val="16"/>
               </w:rPr>
+              <w:t>S07</w:t>
+              <w:br/>
+            </w:r>
+            <w:r>
+              <w:rPr>
+                <w:b w:val="0"/>
+                <w:i w:val="0"/>
+                <w:color w:val="64748B"/>
+                <w:sz w:val="14"/>
+              </w:rPr>
+              <w:t>Consommation alimentaire</w:t>
+            </w:r>
+          </w:p>
+        </w:tc>
+        <w:tc>
+          <w:tcPr>
+            <w:tcW w:type="dxa" w:w="1531"/>
+          </w:tcPr>
+          <w:p>
+            <w:r>
+              <w:rPr>
+                <w:b/>
+                <w:i w:val="0"/>
+                <w:color w:val="16A34A"/>
+                <w:sz w:val="16"/>
+              </w:rPr>
+              <w:t>s00q27, s01q00a, s01q12, s01q13, s02q04, s03q11, s03q12, s01q01</w:t>
+            </w:r>
+          </w:p>
+        </w:tc>
+        <w:tc>
+          <w:tcPr>
+            <w:tcW w:type="dxa" w:w="1191"/>
+          </w:tcPr>
+          <w:p>
+            <w:r>
+              <w:rPr>
+                <w:b w:val="0"/>
+                <w:i w:val="0"/>
+                <w:color w:val="64748B"/>
+                <w:sz w:val="16"/>
+              </w:rPr>
+              <w:t>GT-CQ</w:t>
+            </w:r>
+          </w:p>
+        </w:tc>
+        <w:tc>
+          <w:tcPr>
+            <w:tcW w:type="dxa" w:w="4706"/>
+          </w:tcPr>
+          <w:p>
+            <w:r>
+              <w:rPr>
+                <w:b w:val="0"/>
+                <w:i w:val="0"/>
+                <w:sz w:val="17"/>
+              </w:rPr>
+              <w:t>Avertissement!!! Le ménage a consommé 49 miche de Moyen de Pain moderne  ce qui semble incoherent pour une consommation aucours des 7 derniers jours, prière de verifier et corriger.</w:t>
+            </w:r>
+          </w:p>
+        </w:tc>
+      </w:tr>
+      <w:tr>
+        <w:tc>
+          <w:tcPr>
+            <w:tcW w:type="dxa" w:w="964"/>
+          </w:tcPr>
+          <w:p>
+            <w:r>
+              <w:rPr>
+                <w:b/>
+                <w:i w:val="0"/>
+                <w:color w:val="DC2626"/>
+                <w:sz w:val="16"/>
+              </w:rPr>
+              <w:t>Haute</w:t>
+            </w:r>
+          </w:p>
+        </w:tc>
+        <w:tc>
+          <w:tcPr>
+            <w:tcW w:type="dxa" w:w="1247"/>
+          </w:tcPr>
+          <w:p>
+            <w:r>
+              <w:rPr>
+                <w:b/>
+                <w:i w:val="0"/>
+                <w:sz w:val="16"/>
+              </w:rPr>
+              <w:t>S13</w:t>
+              <w:br/>
+            </w:r>
+            <w:r>
+              <w:rPr>
+                <w:b w:val="0"/>
+                <w:i w:val="0"/>
+                <w:color w:val="64748B"/>
+                <w:sz w:val="14"/>
+              </w:rPr>
+              <w:t>Transferts</w:t>
+            </w:r>
+          </w:p>
+        </w:tc>
+        <w:tc>
+          <w:tcPr>
+            <w:tcW w:type="dxa" w:w="1531"/>
+          </w:tcPr>
+          <w:p>
+            <w:r>
+              <w:rPr>
+                <w:b/>
+                <w:i w:val="0"/>
+                <w:color w:val="16A34A"/>
+                <w:sz w:val="16"/>
+              </w:rPr>
+              <w:t>s00q27, s01q00a, s01q12, s01q13, s02q04, s03q11, s03q12, s01q01</w:t>
+            </w:r>
+          </w:p>
+        </w:tc>
+        <w:tc>
+          <w:tcPr>
+            <w:tcW w:type="dxa" w:w="1191"/>
+          </w:tcPr>
+          <w:p>
+            <w:r>
+              <w:rPr>
+                <w:b w:val="0"/>
+                <w:i w:val="0"/>
+                <w:color w:val="64748B"/>
+                <w:sz w:val="16"/>
+              </w:rPr>
+              <w:t>GT-CQ</w:t>
+            </w:r>
+          </w:p>
+        </w:tc>
+        <w:tc>
+          <w:tcPr>
+            <w:tcW w:type="dxa" w:w="4706"/>
+          </w:tcPr>
+          <w:p>
+            <w:r>
+              <w:rPr>
+                <w:b w:val="0"/>
+                <w:i w:val="0"/>
+                <w:sz w:val="17"/>
+              </w:rPr>
+              <w:t>L'âge du béneficiaire d'argent dans la section 13b (Transfert emis) semble incoherent voir élévé, prière de verifier ou corriger.</w:t>
+            </w:r>
+          </w:p>
+        </w:tc>
+      </w:tr>
+      <w:tr>
+        <w:tc>
+          <w:tcPr>
+            <w:tcW w:type="dxa" w:w="964"/>
+          </w:tcPr>
+          <w:p>
+            <w:r>
+              <w:rPr>
+                <w:b/>
+                <w:i w:val="0"/>
+                <w:color w:val="EA580C"/>
+                <w:sz w:val="16"/>
+              </w:rPr>
+              <w:t>Moyenne</w:t>
+            </w:r>
+          </w:p>
+        </w:tc>
+        <w:tc>
+          <w:tcPr>
+            <w:tcW w:type="dxa" w:w="1247"/>
+          </w:tcPr>
+          <w:p>
+            <w:r>
+              <w:rPr>
+                <w:b/>
+                <w:i w:val="0"/>
+                <w:sz w:val="16"/>
+              </w:rPr>
+              <w:t>S00</w:t>
+              <w:br/>
+            </w:r>
+            <w:r>
+              <w:rPr>
+                <w:b w:val="0"/>
+                <w:i w:val="0"/>
+                <w:color w:val="64748B"/>
+                <w:sz w:val="14"/>
+              </w:rPr>
+              <w:t>Identification</w:t>
+            </w:r>
+          </w:p>
+        </w:tc>
+        <w:tc>
+          <w:tcPr>
+            <w:tcW w:type="dxa" w:w="1531"/>
+          </w:tcPr>
+          <w:p>
+            <w:r>
+              <w:rPr>
+                <w:b/>
+                <w:i w:val="0"/>
+                <w:color w:val="16A34A"/>
+                <w:sz w:val="16"/>
+              </w:rPr>
+              <w:t>s00q27</w:t>
+            </w:r>
+          </w:p>
+        </w:tc>
+        <w:tc>
+          <w:tcPr>
+            <w:tcW w:type="dxa" w:w="1191"/>
+          </w:tcPr>
+          <w:p>
+            <w:r>
+              <w:rPr>
+                <w:b w:val="0"/>
+                <w:i w:val="0"/>
+                <w:color w:val="64748B"/>
+                <w:sz w:val="16"/>
+              </w:rPr>
+              <w:t>GT-CQ</w:t>
+            </w:r>
+          </w:p>
+        </w:tc>
+        <w:tc>
+          <w:tcPr>
+            <w:tcW w:type="dxa" w:w="4706"/>
+          </w:tcPr>
+          <w:p>
+            <w:r>
+              <w:rPr>
+                <w:b w:val="0"/>
+                <w:i w:val="0"/>
+                <w:sz w:val="17"/>
+              </w:rPr>
+              <w:t>Vous avez declaré que le questionnaire est complètement fini mais le questionnaire est en statut partiel, prière de mettre le questionnaire en statut complet s'il est fini.</w:t>
+            </w:r>
+          </w:p>
+        </w:tc>
+      </w:tr>
+      <w:tr>
+        <w:tc>
+          <w:tcPr>
+            <w:tcW w:type="dxa" w:w="964"/>
+          </w:tcPr>
+          <w:p>
+            <w:r>
+              <w:rPr>
+                <w:b/>
+                <w:i w:val="0"/>
+                <w:color w:val="EA580C"/>
+                <w:sz w:val="16"/>
+              </w:rPr>
+              <w:t>Moyenne</w:t>
+            </w:r>
+          </w:p>
+        </w:tc>
+        <w:tc>
+          <w:tcPr>
+            <w:tcW w:type="dxa" w:w="1247"/>
+          </w:tcPr>
+          <w:p>
+            <w:r>
+              <w:rPr>
+                <w:b/>
+                <w:i w:val="0"/>
+                <w:sz w:val="16"/>
+              </w:rPr>
+              <w:t>S00</w:t>
+              <w:br/>
+            </w:r>
+            <w:r>
+              <w:rPr>
+                <w:b w:val="0"/>
+                <w:i w:val="0"/>
+                <w:color w:val="64748B"/>
+                <w:sz w:val="14"/>
+              </w:rPr>
+              <w:t>Identification</w:t>
+            </w:r>
+          </w:p>
+        </w:tc>
+        <w:tc>
+          <w:tcPr>
+            <w:tcW w:type="dxa" w:w="1531"/>
+          </w:tcPr>
+          <w:p>
+            <w:r>
+              <w:rPr>
+                <w:b/>
+                <w:i w:val="0"/>
+                <w:color w:val="16A34A"/>
+                <w:sz w:val="16"/>
+              </w:rPr>
+              <w:t>—</w:t>
+            </w:r>
+          </w:p>
+        </w:tc>
+        <w:tc>
+          <w:tcPr>
+            <w:tcW w:type="dxa" w:w="1191"/>
+          </w:tcPr>
+          <w:p>
+            <w:r>
+              <w:rPr>
+                <w:b w:val="0"/>
+                <w:i w:val="0"/>
+                <w:color w:val="64748B"/>
+                <w:sz w:val="16"/>
+              </w:rPr>
+              <w:t>GT-CQ</w:t>
+            </w:r>
+          </w:p>
+        </w:tc>
+        <w:tc>
+          <w:tcPr>
+            <w:tcW w:type="dxa" w:w="4706"/>
+          </w:tcPr>
+          <w:p>
+            <w:r>
+              <w:rPr>
+                <w:b w:val="0"/>
+                <w:i w:val="0"/>
+                <w:sz w:val="17"/>
+              </w:rPr>
+              <w:t>L'adresse ou la localisation du ménage doit être bien renseignée, ne doit pas contenir des numéros de téléphone et elle semble courte pour être une adresse.</w:t>
+            </w:r>
+          </w:p>
+        </w:tc>
+      </w:tr>
+      <w:tr>
+        <w:tc>
+          <w:tcPr>
+            <w:tcW w:type="dxa" w:w="964"/>
+          </w:tcPr>
+          <w:p>
+            <w:r>
+              <w:rPr>
+                <w:b/>
+                <w:i w:val="0"/>
+                <w:color w:val="EA580C"/>
+                <w:sz w:val="16"/>
+              </w:rPr>
+              <w:t>Moyenne</w:t>
+            </w:r>
+          </w:p>
+        </w:tc>
+        <w:tc>
+          <w:tcPr>
+            <w:tcW w:type="dxa" w:w="1247"/>
+          </w:tcPr>
+          <w:p>
+            <w:r>
+              <w:rPr>
+                <w:b/>
+                <w:i w:val="0"/>
+                <w:sz w:val="16"/>
+              </w:rPr>
+              <w:t>S00</w:t>
+              <w:br/>
+            </w:r>
+            <w:r>
+              <w:rPr>
+                <w:b w:val="0"/>
+                <w:i w:val="0"/>
+                <w:color w:val="64748B"/>
+                <w:sz w:val="14"/>
+              </w:rPr>
+              <w:t>Identification</w:t>
+            </w:r>
+          </w:p>
+        </w:tc>
+        <w:tc>
+          <w:tcPr>
+            <w:tcW w:type="dxa" w:w="1531"/>
+          </w:tcPr>
+          <w:p>
+            <w:r>
+              <w:rPr>
+                <w:b/>
+                <w:i w:val="0"/>
+                <w:color w:val="16A34A"/>
+                <w:sz w:val="16"/>
+              </w:rPr>
+              <w:t>—</w:t>
+            </w:r>
+          </w:p>
+        </w:tc>
+        <w:tc>
+          <w:tcPr>
+            <w:tcW w:type="dxa" w:w="1191"/>
+          </w:tcPr>
+          <w:p>
+            <w:r>
+              <w:rPr>
+                <w:b w:val="0"/>
+                <w:i w:val="0"/>
+                <w:color w:val="64748B"/>
+                <w:sz w:val="16"/>
+              </w:rPr>
+              <w:t>GT-CQ</w:t>
+            </w:r>
+          </w:p>
+        </w:tc>
+        <w:tc>
+          <w:tcPr>
+            <w:tcW w:type="dxa" w:w="4706"/>
+          </w:tcPr>
+          <w:p>
+            <w:r>
+              <w:rPr>
+                <w:b w:val="0"/>
+                <w:i w:val="0"/>
+                <w:sz w:val="17"/>
+              </w:rPr>
+              <w:t>Prière de renseigner la bonne adresse.Attention! Il manque des informations non renseignées dans la section 0, prière de regarder toutes les autres informations dans l'identification du ménage (IDENTIFICATION ET RENSEIGNEMENTS DE CONTROLE) ou dans OBSERVATIONS pour pouvoir renseigné toutes les questions liées au ménage.</w:t>
+            </w:r>
+          </w:p>
+        </w:tc>
+      </w:tr>
+      <w:tr>
+        <w:tc>
+          <w:tcPr>
+            <w:tcW w:type="dxa" w:w="964"/>
+          </w:tcPr>
+          <w:p>
+            <w:r>
+              <w:rPr>
+                <w:b/>
+                <w:i w:val="0"/>
+                <w:color w:val="EA580C"/>
+                <w:sz w:val="16"/>
+              </w:rPr>
+              <w:t>Moyenne</w:t>
+            </w:r>
+          </w:p>
+        </w:tc>
+        <w:tc>
+          <w:tcPr>
+            <w:tcW w:type="dxa" w:w="1247"/>
+          </w:tcPr>
+          <w:p>
+            <w:r>
+              <w:rPr>
+                <w:b/>
+                <w:i w:val="0"/>
+                <w:sz w:val="16"/>
+              </w:rPr>
+              <w:t>S00</w:t>
+              <w:br/>
+            </w:r>
+            <w:r>
+              <w:rPr>
+                <w:b w:val="0"/>
+                <w:i w:val="0"/>
+                <w:color w:val="64748B"/>
+                <w:sz w:val="14"/>
+              </w:rPr>
+              <w:t>Identification</w:t>
+            </w:r>
+          </w:p>
+        </w:tc>
+        <w:tc>
+          <w:tcPr>
+            <w:tcW w:type="dxa" w:w="1531"/>
+          </w:tcPr>
+          <w:p>
+            <w:r>
+              <w:rPr>
+                <w:b/>
+                <w:i w:val="0"/>
+                <w:color w:val="16A34A"/>
+                <w:sz w:val="16"/>
+              </w:rPr>
+              <w:t>s00q12a, s00q12b</w:t>
+            </w:r>
+          </w:p>
+        </w:tc>
+        <w:tc>
+          <w:tcPr>
+            <w:tcW w:type="dxa" w:w="1191"/>
+          </w:tcPr>
+          <w:p>
+            <w:r>
+              <w:rPr>
+                <w:b w:val="0"/>
+                <w:i w:val="0"/>
+                <w:color w:val="64748B"/>
+                <w:sz w:val="16"/>
+              </w:rPr>
+              <w:t>GT-CQ</w:t>
+            </w:r>
+          </w:p>
+        </w:tc>
+        <w:tc>
+          <w:tcPr>
+            <w:tcW w:type="dxa" w:w="4706"/>
+          </w:tcPr>
+          <w:p>
+            <w:r>
+              <w:rPr>
+                <w:b w:val="0"/>
+                <w:i w:val="0"/>
+                <w:sz w:val="17"/>
+              </w:rPr>
+              <w:t>Attention! Veillez bien renseigner le deuxième numero du chef de ménage(0.12b).</w:t>
+            </w:r>
+          </w:p>
+        </w:tc>
+      </w:tr>
+      <w:tr>
+        <w:tc>
+          <w:tcPr>
+            <w:tcW w:type="dxa" w:w="964"/>
+          </w:tcPr>
+          <w:p>
+            <w:r>
+              <w:rPr>
+                <w:b/>
+                <w:i w:val="0"/>
+                <w:color w:val="EA580C"/>
+                <w:sz w:val="16"/>
+              </w:rPr>
+              <w:t>Moyenne</w:t>
+            </w:r>
+          </w:p>
+        </w:tc>
+        <w:tc>
+          <w:tcPr>
+            <w:tcW w:type="dxa" w:w="1247"/>
+          </w:tcPr>
+          <w:p>
+            <w:r>
+              <w:rPr>
+                <w:b/>
+                <w:i w:val="0"/>
+                <w:sz w:val="16"/>
+              </w:rPr>
+              <w:t>S01</w:t>
+              <w:br/>
+            </w:r>
+            <w:r>
+              <w:rPr>
+                <w:b w:val="0"/>
+                <w:i w:val="0"/>
+                <w:color w:val="64748B"/>
+                <w:sz w:val="14"/>
+              </w:rPr>
+              <w:t>Démographie</w:t>
+            </w:r>
+          </w:p>
+        </w:tc>
+        <w:tc>
+          <w:tcPr>
+            <w:tcW w:type="dxa" w:w="1531"/>
+          </w:tcPr>
+          <w:p>
+            <w:r>
+              <w:rPr>
+                <w:b/>
+                <w:i w:val="0"/>
+                <w:color w:val="16A34A"/>
+                <w:sz w:val="16"/>
+              </w:rPr>
+              <w:t>—</w:t>
+            </w:r>
+          </w:p>
+        </w:tc>
+        <w:tc>
+          <w:tcPr>
+            <w:tcW w:type="dxa" w:w="1191"/>
+          </w:tcPr>
+          <w:p>
+            <w:r>
+              <w:rPr>
+                <w:b w:val="0"/>
+                <w:i w:val="0"/>
+                <w:color w:val="64748B"/>
+                <w:sz w:val="16"/>
+              </w:rPr>
+              <w:t>GT-CQ</w:t>
+            </w:r>
+          </w:p>
+        </w:tc>
+        <w:tc>
+          <w:tcPr>
+            <w:tcW w:type="dxa" w:w="4706"/>
+          </w:tcPr>
+          <w:p>
+            <w:r>
+              <w:rPr>
+                <w:b w:val="0"/>
+                <w:i w:val="0"/>
+                <w:sz w:val="17"/>
+              </w:rPr>
+              <w:t>Prière de verifier l'information donnée par assane Diagne ou corriger au niveau de la section 1.</w:t>
+            </w:r>
+          </w:p>
+        </w:tc>
+      </w:tr>
+      <w:tr>
+        <w:tc>
+          <w:tcPr>
+            <w:tcW w:type="dxa" w:w="964"/>
+          </w:tcPr>
+          <w:p>
+            <w:r>
+              <w:rPr>
+                <w:b/>
+                <w:i w:val="0"/>
+                <w:color w:val="EA580C"/>
+                <w:sz w:val="16"/>
+              </w:rPr>
+              <w:t>Moyenne</w:t>
+            </w:r>
+          </w:p>
+        </w:tc>
+        <w:tc>
+          <w:tcPr>
+            <w:tcW w:type="dxa" w:w="1247"/>
+          </w:tcPr>
+          <w:p>
+            <w:r>
+              <w:rPr>
+                <w:b/>
+                <w:i w:val="0"/>
+                <w:sz w:val="16"/>
+              </w:rPr>
+              <w:t>S01</w:t>
+              <w:br/>
+            </w:r>
+            <w:r>
+              <w:rPr>
+                <w:b w:val="0"/>
+                <w:i w:val="0"/>
+                <w:color w:val="64748B"/>
+                <w:sz w:val="14"/>
+              </w:rPr>
+              <w:t>Démographie</w:t>
+            </w:r>
+          </w:p>
+        </w:tc>
+        <w:tc>
+          <w:tcPr>
+            <w:tcW w:type="dxa" w:w="1531"/>
+          </w:tcPr>
+          <w:p>
+            <w:r>
+              <w:rPr>
+                <w:b/>
+                <w:i w:val="0"/>
+                <w:color w:val="16A34A"/>
+                <w:sz w:val="16"/>
+              </w:rPr>
+              <w:t>—</w:t>
+            </w:r>
+          </w:p>
+        </w:tc>
+        <w:tc>
+          <w:tcPr>
+            <w:tcW w:type="dxa" w:w="1191"/>
+          </w:tcPr>
+          <w:p>
+            <w:r>
+              <w:rPr>
+                <w:b w:val="0"/>
+                <w:i w:val="0"/>
+                <w:color w:val="64748B"/>
+                <w:sz w:val="16"/>
+              </w:rPr>
+              <w:t>GT-CQ</w:t>
+            </w:r>
+          </w:p>
+        </w:tc>
+        <w:tc>
+          <w:tcPr>
+            <w:tcW w:type="dxa" w:w="4706"/>
+          </w:tcPr>
+          <w:p>
+            <w:r>
+              <w:rPr>
+                <w:b w:val="0"/>
+                <w:i w:val="0"/>
+                <w:sz w:val="17"/>
+              </w:rPr>
+              <w:t>Prière de verifier l'information donnée par fatou top Diagne ou corriger au niveau de la section 1.</w:t>
+            </w:r>
+          </w:p>
+        </w:tc>
+      </w:tr>
+      <w:tr>
+        <w:tc>
+          <w:tcPr>
+            <w:tcW w:type="dxa" w:w="964"/>
+          </w:tcPr>
+          <w:p>
+            <w:r>
+              <w:rPr>
+                <w:b/>
+                <w:i w:val="0"/>
+                <w:color w:val="EA580C"/>
+                <w:sz w:val="16"/>
+              </w:rPr>
+              <w:t>Moyenne</w:t>
+            </w:r>
+          </w:p>
+        </w:tc>
+        <w:tc>
+          <w:tcPr>
+            <w:tcW w:type="dxa" w:w="1247"/>
+          </w:tcPr>
+          <w:p>
+            <w:r>
+              <w:rPr>
+                <w:b/>
+                <w:i w:val="0"/>
+                <w:sz w:val="16"/>
+              </w:rPr>
+              <w:t>S01</w:t>
+              <w:br/>
+            </w:r>
+            <w:r>
+              <w:rPr>
+                <w:b w:val="0"/>
+                <w:i w:val="0"/>
+                <w:color w:val="64748B"/>
+                <w:sz w:val="14"/>
+              </w:rPr>
+              <w:t>Démographie</w:t>
+            </w:r>
+          </w:p>
+        </w:tc>
+        <w:tc>
+          <w:tcPr>
+            <w:tcW w:type="dxa" w:w="1531"/>
+          </w:tcPr>
+          <w:p>
+            <w:r>
+              <w:rPr>
+                <w:b/>
+                <w:i w:val="0"/>
+                <w:color w:val="16A34A"/>
+                <w:sz w:val="16"/>
+              </w:rPr>
+              <w:t>—</w:t>
+            </w:r>
+          </w:p>
+        </w:tc>
+        <w:tc>
+          <w:tcPr>
+            <w:tcW w:type="dxa" w:w="1191"/>
+          </w:tcPr>
+          <w:p>
+            <w:r>
+              <w:rPr>
+                <w:b w:val="0"/>
+                <w:i w:val="0"/>
+                <w:color w:val="64748B"/>
+                <w:sz w:val="16"/>
+              </w:rPr>
+              <w:t>GT-CQ</w:t>
+            </w:r>
+          </w:p>
+        </w:tc>
+        <w:tc>
+          <w:tcPr>
+            <w:tcW w:type="dxa" w:w="4706"/>
+          </w:tcPr>
+          <w:p>
+            <w:r>
+              <w:rPr>
+                <w:b w:val="0"/>
+                <w:i w:val="0"/>
+                <w:sz w:val="17"/>
+              </w:rPr>
+              <w:t>Prière de verifier l'information donnée par mamath diagne ou corriger au niveau de la section 1.</w:t>
+            </w:r>
+          </w:p>
+        </w:tc>
+      </w:tr>
+      <w:tr>
+        <w:tc>
+          <w:tcPr>
+            <w:tcW w:type="dxa" w:w="964"/>
+          </w:tcPr>
+          <w:p>
+            <w:r>
+              <w:rPr>
+                <w:b/>
+                <w:i w:val="0"/>
+                <w:color w:val="EA580C"/>
+                <w:sz w:val="16"/>
+              </w:rPr>
+              <w:t>Moyenne</w:t>
+            </w:r>
+          </w:p>
+        </w:tc>
+        <w:tc>
+          <w:tcPr>
+            <w:tcW w:type="dxa" w:w="1247"/>
+          </w:tcPr>
+          <w:p>
+            <w:r>
+              <w:rPr>
+                <w:b/>
+                <w:i w:val="0"/>
+                <w:sz w:val="16"/>
+              </w:rPr>
+              <w:t>S01</w:t>
+              <w:br/>
+            </w:r>
+            <w:r>
+              <w:rPr>
+                <w:b w:val="0"/>
+                <w:i w:val="0"/>
+                <w:color w:val="64748B"/>
+                <w:sz w:val="14"/>
+              </w:rPr>
+              <w:t>Démographie</w:t>
+            </w:r>
+          </w:p>
+        </w:tc>
+        <w:tc>
+          <w:tcPr>
+            <w:tcW w:type="dxa" w:w="1531"/>
+          </w:tcPr>
+          <w:p>
+            <w:r>
+              <w:rPr>
+                <w:b/>
+                <w:i w:val="0"/>
+                <w:color w:val="16A34A"/>
+                <w:sz w:val="16"/>
+              </w:rPr>
+              <w:t>—</w:t>
+            </w:r>
+          </w:p>
+        </w:tc>
+        <w:tc>
+          <w:tcPr>
+            <w:tcW w:type="dxa" w:w="1191"/>
+          </w:tcPr>
+          <w:p>
+            <w:r>
+              <w:rPr>
+                <w:b w:val="0"/>
+                <w:i w:val="0"/>
+                <w:color w:val="64748B"/>
+                <w:sz w:val="16"/>
+              </w:rPr>
+              <w:t>GT-CQ</w:t>
+            </w:r>
+          </w:p>
+        </w:tc>
+        <w:tc>
+          <w:tcPr>
+            <w:tcW w:type="dxa" w:w="4706"/>
+          </w:tcPr>
+          <w:p>
+            <w:r>
+              <w:rPr>
+                <w:b w:val="0"/>
+                <w:i w:val="0"/>
+                <w:sz w:val="17"/>
+              </w:rPr>
+              <w:t>Prière de verifier l'information donnée par mingué Diagne ou corriger au niveau de la section 1.</w:t>
+            </w:r>
+          </w:p>
+        </w:tc>
+      </w:tr>
+      <w:tr>
+        <w:tc>
+          <w:tcPr>
+            <w:tcW w:type="dxa" w:w="964"/>
+          </w:tcPr>
+          <w:p>
+            <w:r>
+              <w:rPr>
+                <w:b/>
+                <w:i w:val="0"/>
+                <w:color w:val="EA580C"/>
+                <w:sz w:val="16"/>
+              </w:rPr>
+              <w:t>Moyenne</w:t>
+            </w:r>
+          </w:p>
+        </w:tc>
+        <w:tc>
+          <w:tcPr>
+            <w:tcW w:type="dxa" w:w="1247"/>
+          </w:tcPr>
+          <w:p>
+            <w:r>
+              <w:rPr>
+                <w:b/>
+                <w:i w:val="0"/>
+                <w:sz w:val="16"/>
+              </w:rPr>
+              <w:t>S01</w:t>
+              <w:br/>
+            </w:r>
+            <w:r>
+              <w:rPr>
+                <w:b w:val="0"/>
+                <w:i w:val="0"/>
+                <w:color w:val="64748B"/>
+                <w:sz w:val="14"/>
+              </w:rPr>
+              <w:t>Démographie</w:t>
+            </w:r>
+          </w:p>
+        </w:tc>
+        <w:tc>
+          <w:tcPr>
+            <w:tcW w:type="dxa" w:w="1531"/>
+          </w:tcPr>
+          <w:p>
+            <w:r>
+              <w:rPr>
+                <w:b/>
+                <w:i w:val="0"/>
+                <w:color w:val="16A34A"/>
+                <w:sz w:val="16"/>
+              </w:rPr>
+              <w:t>s01q23, s01q00b, s01q23_autre</w:t>
+            </w:r>
+          </w:p>
+        </w:tc>
+        <w:tc>
+          <w:tcPr>
+            <w:tcW w:type="dxa" w:w="1191"/>
+          </w:tcPr>
+          <w:p>
+            <w:r>
+              <w:rPr>
+                <w:b w:val="0"/>
+                <w:i w:val="0"/>
+                <w:color w:val="64748B"/>
+                <w:sz w:val="16"/>
+              </w:rPr>
+              <w:t>GT-CQ</w:t>
+            </w:r>
+          </w:p>
+        </w:tc>
+        <w:tc>
+          <w:tcPr>
+            <w:tcW w:type="dxa" w:w="4706"/>
+          </w:tcPr>
+          <w:p>
+            <w:r>
+              <w:rPr>
+                <w:b w:val="0"/>
+                <w:i w:val="0"/>
+                <w:sz w:val="17"/>
+              </w:rPr>
+              <w:t>La raison principale pour laquelle que fatou Dieye2 est venu vivre dans cette localité est enfant confié et semble exister dans les modalités, prière de prendre attache avec le QG pour plus d'explication afin de la classer bien.</w:t>
+            </w:r>
+          </w:p>
+        </w:tc>
+      </w:tr>
+      <w:tr>
+        <w:tc>
+          <w:tcPr>
+            <w:tcW w:type="dxa" w:w="964"/>
+          </w:tcPr>
+          <w:p>
+            <w:r>
+              <w:rPr>
+                <w:b/>
+                <w:i w:val="0"/>
+                <w:color w:val="EA580C"/>
+                <w:sz w:val="16"/>
+              </w:rPr>
+              <w:t>Moyenne</w:t>
+            </w:r>
+          </w:p>
+        </w:tc>
+        <w:tc>
+          <w:tcPr>
+            <w:tcW w:type="dxa" w:w="1247"/>
+          </w:tcPr>
+          <w:p>
+            <w:r>
+              <w:rPr>
+                <w:b/>
+                <w:i w:val="0"/>
+                <w:sz w:val="16"/>
+              </w:rPr>
+              <w:t>S01</w:t>
+              <w:br/>
+            </w:r>
+            <w:r>
+              <w:rPr>
+                <w:b w:val="0"/>
+                <w:i w:val="0"/>
+                <w:color w:val="64748B"/>
+                <w:sz w:val="14"/>
+              </w:rPr>
+              <w:t>Démographie</w:t>
+            </w:r>
+          </w:p>
+        </w:tc>
+        <w:tc>
+          <w:tcPr>
+            <w:tcW w:type="dxa" w:w="1531"/>
+          </w:tcPr>
+          <w:p>
+            <w:r>
+              <w:rPr>
+                <w:b/>
+                <w:i w:val="0"/>
+                <w:color w:val="16A34A"/>
+                <w:sz w:val="16"/>
+              </w:rPr>
+              <w:t>s01q10_1</w:t>
+            </w:r>
+          </w:p>
+        </w:tc>
+        <w:tc>
+          <w:tcPr>
+            <w:tcW w:type="dxa" w:w="1191"/>
+          </w:tcPr>
+          <w:p>
+            <w:r>
+              <w:rPr>
+                <w:b w:val="0"/>
+                <w:i w:val="0"/>
+                <w:color w:val="64748B"/>
+                <w:sz w:val="16"/>
+              </w:rPr>
+              <w:t>GT-CQ</w:t>
+            </w:r>
+          </w:p>
+        </w:tc>
+        <w:tc>
+          <w:tcPr>
+            <w:tcW w:type="dxa" w:w="4706"/>
+          </w:tcPr>
+          <w:p>
+            <w:r>
+              <w:rPr>
+                <w:b w:val="0"/>
+                <w:i w:val="0"/>
+                <w:sz w:val="17"/>
+              </w:rPr>
+              <w:t>La taille du ménage lors de l'enquête principale (12) de ce ménage est inférieur à la taille du denombrement (15), prière de fournir des explications concrètes ou aller revisiter le ménage.</w:t>
+            </w:r>
+          </w:p>
+        </w:tc>
+      </w:tr>
+      <w:tr>
+        <w:tc>
+          <w:tcPr>
+            <w:tcW w:type="dxa" w:w="964"/>
+          </w:tcPr>
+          <w:p>
+            <w:r>
+              <w:rPr>
+                <w:b/>
+                <w:i w:val="0"/>
+                <w:color w:val="EA580C"/>
+                <w:sz w:val="16"/>
+              </w:rPr>
+              <w:t>Moyenne</w:t>
+            </w:r>
+          </w:p>
+        </w:tc>
+        <w:tc>
+          <w:tcPr>
+            <w:tcW w:type="dxa" w:w="1247"/>
+          </w:tcPr>
+          <w:p>
+            <w:r>
+              <w:rPr>
+                <w:b/>
+                <w:i w:val="0"/>
+                <w:sz w:val="16"/>
+              </w:rPr>
               <w:t>S02</w:t>
               <w:br/>
             </w:r>
@@ -1174,7 +2254,7 @@
                 <w:color w:val="16A34A"/>
                 <w:sz w:val="16"/>
               </w:rPr>
-              <w:t>s01q00b, s02q17_2, s02q15_2</w:t>
+              <w:t>—</w:t>
             </w:r>
           </w:p>
         </w:tc>
@@ -1205,7 +2285,7 @@
                 <w:i w:val="0"/>
                 <w:sz w:val="17"/>
               </w:rPr>
-              <w:t>Incohérence!! fatou top Diagne fréquente 6ème année de Primaire mais ne paie ni la scolarité ni la cotisation, prière de corriger ou fournir une explication à cela.</w:t>
+              <w:t>Attention!!! le montant payé de assane Diagne pour la cotisation est de 450 FCFA qui semble faible.</w:t>
             </w:r>
           </w:p>
         </w:tc>
@@ -1220,10 +2300,1000 @@
               <w:rPr>
                 <w:b/>
                 <w:i w:val="0"/>
-                <w:color w:val="DC2626"/>
-                <w:sz w:val="16"/>
-              </w:rPr>
-              <w:t>Haute</w:t>
+                <w:color w:val="EA580C"/>
+                <w:sz w:val="16"/>
+              </w:rPr>
+              <w:t>Moyenne</w:t>
+            </w:r>
+          </w:p>
+        </w:tc>
+        <w:tc>
+          <w:tcPr>
+            <w:tcW w:type="dxa" w:w="1247"/>
+          </w:tcPr>
+          <w:p>
+            <w:r>
+              <w:rPr>
+                <w:b/>
+                <w:i w:val="0"/>
+                <w:sz w:val="16"/>
+              </w:rPr>
+              <w:t>S02</w:t>
+              <w:br/>
+            </w:r>
+            <w:r>
+              <w:rPr>
+                <w:b w:val="0"/>
+                <w:i w:val="0"/>
+                <w:color w:val="64748B"/>
+                <w:sz w:val="14"/>
+              </w:rPr>
+              <w:t>Éducation</w:t>
+            </w:r>
+          </w:p>
+        </w:tc>
+        <w:tc>
+          <w:tcPr>
+            <w:tcW w:type="dxa" w:w="1531"/>
+          </w:tcPr>
+          <w:p>
+            <w:r>
+              <w:rPr>
+                <w:b/>
+                <w:i w:val="0"/>
+                <w:color w:val="16A34A"/>
+                <w:sz w:val="16"/>
+              </w:rPr>
+              <w:t>—</w:t>
+            </w:r>
+          </w:p>
+        </w:tc>
+        <w:tc>
+          <w:tcPr>
+            <w:tcW w:type="dxa" w:w="1191"/>
+          </w:tcPr>
+          <w:p>
+            <w:r>
+              <w:rPr>
+                <w:b w:val="0"/>
+                <w:i w:val="0"/>
+                <w:color w:val="64748B"/>
+                <w:sz w:val="16"/>
+              </w:rPr>
+              <w:t>GT-CQ</w:t>
+            </w:r>
+          </w:p>
+        </w:tc>
+        <w:tc>
+          <w:tcPr>
+            <w:tcW w:type="dxa" w:w="4706"/>
+          </w:tcPr>
+          <w:p>
+            <w:r>
+              <w:rPr>
+                <w:b w:val="0"/>
+                <w:i w:val="0"/>
+                <w:sz w:val="17"/>
+              </w:rPr>
+              <w:t>Veuillez verifier cette information auprès de l'enquêté ou confirmer avec le QG.</w:t>
+            </w:r>
+          </w:p>
+        </w:tc>
+      </w:tr>
+      <w:tr>
+        <w:tc>
+          <w:tcPr>
+            <w:tcW w:type="dxa" w:w="964"/>
+          </w:tcPr>
+          <w:p>
+            <w:r>
+              <w:rPr>
+                <w:b/>
+                <w:i w:val="0"/>
+                <w:color w:val="EA580C"/>
+                <w:sz w:val="16"/>
+              </w:rPr>
+              <w:t>Moyenne</w:t>
+            </w:r>
+          </w:p>
+        </w:tc>
+        <w:tc>
+          <w:tcPr>
+            <w:tcW w:type="dxa" w:w="1247"/>
+          </w:tcPr>
+          <w:p>
+            <w:r>
+              <w:rPr>
+                <w:b/>
+                <w:i w:val="0"/>
+                <w:sz w:val="16"/>
+              </w:rPr>
+              <w:t>S02</w:t>
+              <w:br/>
+            </w:r>
+            <w:r>
+              <w:rPr>
+                <w:b w:val="0"/>
+                <w:i w:val="0"/>
+                <w:color w:val="64748B"/>
+                <w:sz w:val="14"/>
+              </w:rPr>
+              <w:t>Éducation</w:t>
+            </w:r>
+          </w:p>
+        </w:tc>
+        <w:tc>
+          <w:tcPr>
+            <w:tcW w:type="dxa" w:w="1531"/>
+          </w:tcPr>
+          <w:p>
+            <w:r>
+              <w:rPr>
+                <w:b/>
+                <w:i w:val="0"/>
+                <w:color w:val="16A34A"/>
+                <w:sz w:val="16"/>
+              </w:rPr>
+              <w:t>—</w:t>
+            </w:r>
+          </w:p>
+        </w:tc>
+        <w:tc>
+          <w:tcPr>
+            <w:tcW w:type="dxa" w:w="1191"/>
+          </w:tcPr>
+          <w:p>
+            <w:r>
+              <w:rPr>
+                <w:b w:val="0"/>
+                <w:i w:val="0"/>
+                <w:color w:val="64748B"/>
+                <w:sz w:val="16"/>
+              </w:rPr>
+              <w:t>GT-CQ</w:t>
+            </w:r>
+          </w:p>
+        </w:tc>
+        <w:tc>
+          <w:tcPr>
+            <w:tcW w:type="dxa" w:w="4706"/>
+          </w:tcPr>
+          <w:p>
+            <w:r>
+              <w:rPr>
+                <w:b w:val="0"/>
+                <w:i w:val="0"/>
+                <w:sz w:val="17"/>
+              </w:rPr>
+              <w:t>Attention ! Le frais de scolarité (500 Fcfa) de assane Diagne en 1ére année de Primaire est relativement faible par rapport aux autres frais de scolarités observés dans cette zone.</w:t>
+            </w:r>
+          </w:p>
+        </w:tc>
+      </w:tr>
+      <w:tr>
+        <w:tc>
+          <w:tcPr>
+            <w:tcW w:type="dxa" w:w="964"/>
+          </w:tcPr>
+          <w:p>
+            <w:r>
+              <w:rPr>
+                <w:b/>
+                <w:i w:val="0"/>
+                <w:color w:val="EA580C"/>
+                <w:sz w:val="16"/>
+              </w:rPr>
+              <w:t>Moyenne</w:t>
+            </w:r>
+          </w:p>
+        </w:tc>
+        <w:tc>
+          <w:tcPr>
+            <w:tcW w:type="dxa" w:w="1247"/>
+          </w:tcPr>
+          <w:p>
+            <w:r>
+              <w:rPr>
+                <w:b/>
+                <w:i w:val="0"/>
+                <w:sz w:val="16"/>
+              </w:rPr>
+              <w:t>S02</w:t>
+              <w:br/>
+            </w:r>
+            <w:r>
+              <w:rPr>
+                <w:b w:val="0"/>
+                <w:i w:val="0"/>
+                <w:color w:val="64748B"/>
+                <w:sz w:val="14"/>
+              </w:rPr>
+              <w:t>Éducation</w:t>
+            </w:r>
+          </w:p>
+        </w:tc>
+        <w:tc>
+          <w:tcPr>
+            <w:tcW w:type="dxa" w:w="1531"/>
+          </w:tcPr>
+          <w:p>
+            <w:r>
+              <w:rPr>
+                <w:b/>
+                <w:i w:val="0"/>
+                <w:color w:val="16A34A"/>
+                <w:sz w:val="16"/>
+              </w:rPr>
+              <w:t>—</w:t>
+            </w:r>
+          </w:p>
+        </w:tc>
+        <w:tc>
+          <w:tcPr>
+            <w:tcW w:type="dxa" w:w="1191"/>
+          </w:tcPr>
+          <w:p>
+            <w:r>
+              <w:rPr>
+                <w:b w:val="0"/>
+                <w:i w:val="0"/>
+                <w:color w:val="64748B"/>
+                <w:sz w:val="16"/>
+              </w:rPr>
+              <w:t>GT-CQ</w:t>
+            </w:r>
+          </w:p>
+        </w:tc>
+        <w:tc>
+          <w:tcPr>
+            <w:tcW w:type="dxa" w:w="4706"/>
+          </w:tcPr>
+          <w:p>
+            <w:r>
+              <w:rPr>
+                <w:b w:val="0"/>
+                <w:i w:val="0"/>
+                <w:sz w:val="17"/>
+              </w:rPr>
+              <w:t>Prière de corriger ou de confirmer avec le QG.</w:t>
+            </w:r>
+          </w:p>
+        </w:tc>
+      </w:tr>
+      <w:tr>
+        <w:tc>
+          <w:tcPr>
+            <w:tcW w:type="dxa" w:w="964"/>
+          </w:tcPr>
+          <w:p>
+            <w:r>
+              <w:rPr>
+                <w:b/>
+                <w:i w:val="0"/>
+                <w:color w:val="EA580C"/>
+                <w:sz w:val="16"/>
+              </w:rPr>
+              <w:t>Moyenne</w:t>
+            </w:r>
+          </w:p>
+        </w:tc>
+        <w:tc>
+          <w:tcPr>
+            <w:tcW w:type="dxa" w:w="1247"/>
+          </w:tcPr>
+          <w:p>
+            <w:r>
+              <w:rPr>
+                <w:b/>
+                <w:i w:val="0"/>
+                <w:sz w:val="16"/>
+              </w:rPr>
+              <w:t>S02</w:t>
+              <w:br/>
+            </w:r>
+            <w:r>
+              <w:rPr>
+                <w:b w:val="0"/>
+                <w:i w:val="0"/>
+                <w:color w:val="64748B"/>
+                <w:sz w:val="14"/>
+              </w:rPr>
+              <w:t>Éducation</w:t>
+            </w:r>
+          </w:p>
+        </w:tc>
+        <w:tc>
+          <w:tcPr>
+            <w:tcW w:type="dxa" w:w="1531"/>
+          </w:tcPr>
+          <w:p>
+            <w:r>
+              <w:rPr>
+                <w:b/>
+                <w:i w:val="0"/>
+                <w:color w:val="16A34A"/>
+                <w:sz w:val="16"/>
+              </w:rPr>
+              <w:t>s01q47__7, s02q24, s01q00b, s02q17_2, s02q15_2</w:t>
+            </w:r>
+          </w:p>
+        </w:tc>
+        <w:tc>
+          <w:tcPr>
+            <w:tcW w:type="dxa" w:w="1191"/>
+          </w:tcPr>
+          <w:p>
+            <w:r>
+              <w:rPr>
+                <w:b w:val="0"/>
+                <w:i w:val="0"/>
+                <w:color w:val="64748B"/>
+                <w:sz w:val="16"/>
+              </w:rPr>
+              <w:t>GT-CQ</w:t>
+            </w:r>
+          </w:p>
+        </w:tc>
+        <w:tc>
+          <w:tcPr>
+            <w:tcW w:type="dxa" w:w="4706"/>
+          </w:tcPr>
+          <w:p>
+            <w:r>
+              <w:rPr>
+                <w:b w:val="0"/>
+                <w:i w:val="0"/>
+                <w:sz w:val="17"/>
+              </w:rPr>
+              <w:t>Le montant des frais pour les cahiers et autres matériels scolaires pour l'année scolaire de fatou Dieye2 qui fréquente 2ème année de Maternelle  est de 0 FCFA, fatou Dieye2 a fait comment pour payer ces cahiers et autres matériels scolaires (SAC, stylo, craie, ardoise, crayon...) ? prière de corriger.</w:t>
+            </w:r>
+          </w:p>
+        </w:tc>
+      </w:tr>
+      <w:tr>
+        <w:tc>
+          <w:tcPr>
+            <w:tcW w:type="dxa" w:w="964"/>
+          </w:tcPr>
+          <w:p>
+            <w:r>
+              <w:rPr>
+                <w:b/>
+                <w:i w:val="0"/>
+                <w:color w:val="EA580C"/>
+                <w:sz w:val="16"/>
+              </w:rPr>
+              <w:t>Moyenne</w:t>
+            </w:r>
+          </w:p>
+        </w:tc>
+        <w:tc>
+          <w:tcPr>
+            <w:tcW w:type="dxa" w:w="1247"/>
+          </w:tcPr>
+          <w:p>
+            <w:r>
+              <w:rPr>
+                <w:b/>
+                <w:i w:val="0"/>
+                <w:sz w:val="16"/>
+              </w:rPr>
+              <w:t>S02</w:t>
+              <w:br/>
+            </w:r>
+            <w:r>
+              <w:rPr>
+                <w:b w:val="0"/>
+                <w:i w:val="0"/>
+                <w:color w:val="64748B"/>
+                <w:sz w:val="14"/>
+              </w:rPr>
+              <w:t>Éducation</w:t>
+            </w:r>
+          </w:p>
+        </w:tc>
+        <w:tc>
+          <w:tcPr>
+            <w:tcW w:type="dxa" w:w="1531"/>
+          </w:tcPr>
+          <w:p>
+            <w:r>
+              <w:rPr>
+                <w:b/>
+                <w:i w:val="0"/>
+                <w:color w:val="16A34A"/>
+                <w:sz w:val="16"/>
+              </w:rPr>
+              <w:t>s01q47__7, s02q24, s01q00b, s02q17_2, s02q15_2</w:t>
+            </w:r>
+          </w:p>
+        </w:tc>
+        <w:tc>
+          <w:tcPr>
+            <w:tcW w:type="dxa" w:w="1191"/>
+          </w:tcPr>
+          <w:p>
+            <w:r>
+              <w:rPr>
+                <w:b w:val="0"/>
+                <w:i w:val="0"/>
+                <w:color w:val="64748B"/>
+                <w:sz w:val="16"/>
+              </w:rPr>
+              <w:t>GT-CQ</w:t>
+            </w:r>
+          </w:p>
+        </w:tc>
+        <w:tc>
+          <w:tcPr>
+            <w:tcW w:type="dxa" w:w="4706"/>
+          </w:tcPr>
+          <w:p>
+            <w:r>
+              <w:rPr>
+                <w:b w:val="0"/>
+                <w:i w:val="0"/>
+                <w:sz w:val="17"/>
+              </w:rPr>
+              <w:t>Le montant des frais pour les cahiers et autres matériels scolaires pour l'année scolaire de mamath diagne qui fréquente 2ème année de Maternelle  est de 0 FCFA, mamath diagne a fait comment pour payer ces cahiers et autres matériels scolaires (SAC, stylo, craie, ardoise, crayon...) ? prière de corriger.</w:t>
+            </w:r>
+          </w:p>
+        </w:tc>
+      </w:tr>
+      <w:tr>
+        <w:tc>
+          <w:tcPr>
+            <w:tcW w:type="dxa" w:w="964"/>
+          </w:tcPr>
+          <w:p>
+            <w:r>
+              <w:rPr>
+                <w:b/>
+                <w:i w:val="0"/>
+                <w:color w:val="EA580C"/>
+                <w:sz w:val="16"/>
+              </w:rPr>
+              <w:t>Moyenne</w:t>
+            </w:r>
+          </w:p>
+        </w:tc>
+        <w:tc>
+          <w:tcPr>
+            <w:tcW w:type="dxa" w:w="1247"/>
+          </w:tcPr>
+          <w:p>
+            <w:r>
+              <w:rPr>
+                <w:b/>
+                <w:i w:val="0"/>
+                <w:sz w:val="16"/>
+              </w:rPr>
+              <w:t>S04</w:t>
+              <w:br/>
+            </w:r>
+            <w:r>
+              <w:rPr>
+                <w:b w:val="0"/>
+                <w:i w:val="0"/>
+                <w:color w:val="64748B"/>
+                <w:sz w:val="14"/>
+              </w:rPr>
+              <w:t>Emploi</w:t>
+            </w:r>
+          </w:p>
+        </w:tc>
+        <w:tc>
+          <w:tcPr>
+            <w:tcW w:type="dxa" w:w="1531"/>
+          </w:tcPr>
+          <w:p>
+            <w:r>
+              <w:rPr>
+                <w:b/>
+                <w:i w:val="0"/>
+                <w:color w:val="16A34A"/>
+                <w:sz w:val="16"/>
+              </w:rPr>
+              <w:t>s01q35, s01q36, s01q37, s02q04, s02q15, s03q13, s03q14, s03q15</w:t>
+            </w:r>
+          </w:p>
+        </w:tc>
+        <w:tc>
+          <w:tcPr>
+            <w:tcW w:type="dxa" w:w="1191"/>
+          </w:tcPr>
+          <w:p>
+            <w:r>
+              <w:rPr>
+                <w:b w:val="0"/>
+                <w:i w:val="0"/>
+                <w:color w:val="64748B"/>
+                <w:sz w:val="16"/>
+              </w:rPr>
+              <w:t>GT-CQ</w:t>
+            </w:r>
+          </w:p>
+        </w:tc>
+        <w:tc>
+          <w:tcPr>
+            <w:tcW w:type="dxa" w:w="4706"/>
+          </w:tcPr>
+          <w:p>
+            <w:r>
+              <w:rPr>
+                <w:b w:val="0"/>
+                <w:i w:val="0"/>
+                <w:sz w:val="17"/>
+              </w:rPr>
+              <w:t>Nombre de mois exercé  (2 mois) par Khady Diagne dans l'emploi au cours des 12 derniers mois semble faible, veuillez corriger s'il vous plait ou comfirmer avec le QG.</w:t>
+            </w:r>
+          </w:p>
+        </w:tc>
+      </w:tr>
+      <w:tr>
+        <w:tc>
+          <w:tcPr>
+            <w:tcW w:type="dxa" w:w="964"/>
+          </w:tcPr>
+          <w:p>
+            <w:r>
+              <w:rPr>
+                <w:b/>
+                <w:i w:val="0"/>
+                <w:color w:val="EA580C"/>
+                <w:sz w:val="16"/>
+              </w:rPr>
+              <w:t>Moyenne</w:t>
+            </w:r>
+          </w:p>
+        </w:tc>
+        <w:tc>
+          <w:tcPr>
+            <w:tcW w:type="dxa" w:w="1247"/>
+          </w:tcPr>
+          <w:p>
+            <w:r>
+              <w:rPr>
+                <w:b/>
+                <w:i w:val="0"/>
+                <w:sz w:val="16"/>
+              </w:rPr>
+              <w:t>S04</w:t>
+              <w:br/>
+            </w:r>
+            <w:r>
+              <w:rPr>
+                <w:b w:val="0"/>
+                <w:i w:val="0"/>
+                <w:color w:val="64748B"/>
+                <w:sz w:val="14"/>
+              </w:rPr>
+              <w:t>Emploi</w:t>
+            </w:r>
+          </w:p>
+        </w:tc>
+        <w:tc>
+          <w:tcPr>
+            <w:tcW w:type="dxa" w:w="1531"/>
+          </w:tcPr>
+          <w:p>
+            <w:r>
+              <w:rPr>
+                <w:b/>
+                <w:i w:val="0"/>
+                <w:color w:val="16A34A"/>
+                <w:sz w:val="16"/>
+              </w:rPr>
+              <w:t>s00q04, s01q41, s02q14, s01q00b</w:t>
+            </w:r>
+          </w:p>
+        </w:tc>
+        <w:tc>
+          <w:tcPr>
+            <w:tcW w:type="dxa" w:w="1191"/>
+          </w:tcPr>
+          <w:p>
+            <w:r>
+              <w:rPr>
+                <w:b w:val="0"/>
+                <w:i w:val="0"/>
+                <w:color w:val="64748B"/>
+                <w:sz w:val="16"/>
+              </w:rPr>
+              <w:t>GT-CQ</w:t>
+            </w:r>
+          </w:p>
+        </w:tc>
+        <w:tc>
+          <w:tcPr>
+            <w:tcW w:type="dxa" w:w="4706"/>
+          </w:tcPr>
+          <w:p>
+            <w:r>
+              <w:rPr>
+                <w:b w:val="0"/>
+                <w:i w:val="0"/>
+                <w:sz w:val="17"/>
+              </w:rPr>
+              <w:t>Il manque des informations non renseignées de ( Khady Diagne ), prière de renseignés toutes les questions liées à ( Khady Diagne ).</w:t>
+            </w:r>
+          </w:p>
+        </w:tc>
+      </w:tr>
+      <w:tr>
+        <w:tc>
+          <w:tcPr>
+            <w:tcW w:type="dxa" w:w="964"/>
+          </w:tcPr>
+          <w:p>
+            <w:r>
+              <w:rPr>
+                <w:b/>
+                <w:i w:val="0"/>
+                <w:color w:val="EA580C"/>
+                <w:sz w:val="16"/>
+              </w:rPr>
+              <w:t>Moyenne</w:t>
+            </w:r>
+          </w:p>
+        </w:tc>
+        <w:tc>
+          <w:tcPr>
+            <w:tcW w:type="dxa" w:w="1247"/>
+          </w:tcPr>
+          <w:p>
+            <w:r>
+              <w:rPr>
+                <w:b/>
+                <w:i w:val="0"/>
+                <w:sz w:val="16"/>
+              </w:rPr>
+              <w:t>S04</w:t>
+              <w:br/>
+            </w:r>
+            <w:r>
+              <w:rPr>
+                <w:b w:val="0"/>
+                <w:i w:val="0"/>
+                <w:color w:val="64748B"/>
+                <w:sz w:val="14"/>
+              </w:rPr>
+              <w:t>Emploi</w:t>
+            </w:r>
+          </w:p>
+        </w:tc>
+        <w:tc>
+          <w:tcPr>
+            <w:tcW w:type="dxa" w:w="1531"/>
+          </w:tcPr>
+          <w:p>
+            <w:r>
+              <w:rPr>
+                <w:b/>
+                <w:i w:val="0"/>
+                <w:color w:val="16A34A"/>
+                <w:sz w:val="16"/>
+              </w:rPr>
+              <w:t>s00q07a, s00q08, s00q10, s00q13_0, s00q15_0, s00q17_0, s00q23a, s00q23b</w:t>
+            </w:r>
+          </w:p>
+        </w:tc>
+        <w:tc>
+          <w:tcPr>
+            <w:tcW w:type="dxa" w:w="1191"/>
+          </w:tcPr>
+          <w:p>
+            <w:r>
+              <w:rPr>
+                <w:b w:val="0"/>
+                <w:i w:val="0"/>
+                <w:color w:val="64748B"/>
+                <w:sz w:val="16"/>
+              </w:rPr>
+              <w:t>GT-CQ</w:t>
+            </w:r>
+          </w:p>
+        </w:tc>
+        <w:tc>
+          <w:tcPr>
+            <w:tcW w:type="dxa" w:w="4706"/>
+          </w:tcPr>
+          <w:p>
+            <w:r>
+              <w:rPr>
+                <w:b w:val="0"/>
+                <w:i w:val="0"/>
+                <w:sz w:val="17"/>
+              </w:rPr>
+              <w:t>Prière de changer la branche d'activité de Diaye Diouf, les agriculteurs dont leurs cultures est principalement destiné à la consommation du ménage sont des (Agriculteurs, subsistances) et ceux qui le font avec l'élevage sont des (Agriculteurs et eleveurs, subsistances)</w:t>
+            </w:r>
+          </w:p>
+        </w:tc>
+      </w:tr>
+      <w:tr>
+        <w:tc>
+          <w:tcPr>
+            <w:tcW w:type="dxa" w:w="964"/>
+          </w:tcPr>
+          <w:p>
+            <w:r>
+              <w:rPr>
+                <w:b/>
+                <w:i w:val="0"/>
+                <w:color w:val="EA580C"/>
+                <w:sz w:val="16"/>
+              </w:rPr>
+              <w:t>Moyenne</w:t>
+            </w:r>
+          </w:p>
+        </w:tc>
+        <w:tc>
+          <w:tcPr>
+            <w:tcW w:type="dxa" w:w="1247"/>
+          </w:tcPr>
+          <w:p>
+            <w:r>
+              <w:rPr>
+                <w:b/>
+                <w:i w:val="0"/>
+                <w:sz w:val="16"/>
+              </w:rPr>
+              <w:t>S04</w:t>
+              <w:br/>
+            </w:r>
+            <w:r>
+              <w:rPr>
+                <w:b w:val="0"/>
+                <w:i w:val="0"/>
+                <w:color w:val="64748B"/>
+                <w:sz w:val="14"/>
+              </w:rPr>
+              <w:t>Emploi</w:t>
+            </w:r>
+          </w:p>
+        </w:tc>
+        <w:tc>
+          <w:tcPr>
+            <w:tcW w:type="dxa" w:w="1531"/>
+          </w:tcPr>
+          <w:p>
+            <w:r>
+              <w:rPr>
+                <w:b/>
+                <w:i w:val="0"/>
+                <w:color w:val="16A34A"/>
+                <w:sz w:val="16"/>
+              </w:rPr>
+              <w:t>s00q07a, s00q08, s00q10, s00q13_0, s00q15_0, s00q17_0, s00q23a, s00q23b</w:t>
+            </w:r>
+          </w:p>
+        </w:tc>
+        <w:tc>
+          <w:tcPr>
+            <w:tcW w:type="dxa" w:w="1191"/>
+          </w:tcPr>
+          <w:p>
+            <w:r>
+              <w:rPr>
+                <w:b w:val="0"/>
+                <w:i w:val="0"/>
+                <w:color w:val="64748B"/>
+                <w:sz w:val="16"/>
+              </w:rPr>
+              <w:t>GT-CQ</w:t>
+            </w:r>
+          </w:p>
+        </w:tc>
+        <w:tc>
+          <w:tcPr>
+            <w:tcW w:type="dxa" w:w="4706"/>
+          </w:tcPr>
+          <w:p>
+            <w:r>
+              <w:rPr>
+                <w:b w:val="0"/>
+                <w:i w:val="0"/>
+                <w:sz w:val="17"/>
+              </w:rPr>
+              <w:t>Prière de changer la branche d'activité de Fatou dieye, les agriculteurs dont leurs cultures est principalement destiné à la consommation du ménage sont des (Agriculteurs, subsistances) et ceux qui le font avec l'élevage sont des (Agriculteurs et eleveurs, subsistances)</w:t>
+            </w:r>
+          </w:p>
+        </w:tc>
+      </w:tr>
+      <w:tr>
+        <w:tc>
+          <w:tcPr>
+            <w:tcW w:type="dxa" w:w="964"/>
+          </w:tcPr>
+          <w:p>
+            <w:r>
+              <w:rPr>
+                <w:b/>
+                <w:i w:val="0"/>
+                <w:color w:val="EA580C"/>
+                <w:sz w:val="16"/>
+              </w:rPr>
+              <w:t>Moyenne</w:t>
+            </w:r>
+          </w:p>
+        </w:tc>
+        <w:tc>
+          <w:tcPr>
+            <w:tcW w:type="dxa" w:w="1247"/>
+          </w:tcPr>
+          <w:p>
+            <w:r>
+              <w:rPr>
+                <w:b/>
+                <w:i w:val="0"/>
+                <w:sz w:val="16"/>
+              </w:rPr>
+              <w:t>S04</w:t>
+              <w:br/>
+            </w:r>
+            <w:r>
+              <w:rPr>
+                <w:b w:val="0"/>
+                <w:i w:val="0"/>
+                <w:color w:val="64748B"/>
+                <w:sz w:val="14"/>
+              </w:rPr>
+              <w:t>Emploi</w:t>
+            </w:r>
+          </w:p>
+        </w:tc>
+        <w:tc>
+          <w:tcPr>
+            <w:tcW w:type="dxa" w:w="1531"/>
+          </w:tcPr>
+          <w:p>
+            <w:r>
+              <w:rPr>
+                <w:b/>
+                <w:i w:val="0"/>
+                <w:color w:val="16A34A"/>
+                <w:sz w:val="16"/>
+              </w:rPr>
+              <w:t>s00q07a, s00q08, s00q10, s00q13_0, s00q15_0, s00q17_0, s00q23a, s00q23b</w:t>
+            </w:r>
+          </w:p>
+        </w:tc>
+        <w:tc>
+          <w:tcPr>
+            <w:tcW w:type="dxa" w:w="1191"/>
+          </w:tcPr>
+          <w:p>
+            <w:r>
+              <w:rPr>
+                <w:b w:val="0"/>
+                <w:i w:val="0"/>
+                <w:color w:val="64748B"/>
+                <w:sz w:val="16"/>
+              </w:rPr>
+              <w:t>GT-CQ</w:t>
+            </w:r>
+          </w:p>
+        </w:tc>
+        <w:tc>
+          <w:tcPr>
+            <w:tcW w:type="dxa" w:w="4706"/>
+          </w:tcPr>
+          <w:p>
+            <w:r>
+              <w:rPr>
+                <w:b w:val="0"/>
+                <w:i w:val="0"/>
+                <w:sz w:val="17"/>
+              </w:rPr>
+              <w:t>Prière de changer la branche d'activité de yacine diagne, les agriculteurs dont leurs cultures est principalement destiné à la consommation du ménage sont des (Agriculteurs, subsistances) et ceux qui le font avec l'élevage sont des (Agriculteurs et eleveurs, subsistances)</w:t>
+            </w:r>
+          </w:p>
+        </w:tc>
+      </w:tr>
+      <w:tr>
+        <w:tc>
+          <w:tcPr>
+            <w:tcW w:type="dxa" w:w="964"/>
+          </w:tcPr>
+          <w:p>
+            <w:r>
+              <w:rPr>
+                <w:b/>
+                <w:i w:val="0"/>
+                <w:color w:val="EA580C"/>
+                <w:sz w:val="16"/>
+              </w:rPr>
+              <w:t>Moyenne</w:t>
+            </w:r>
+          </w:p>
+        </w:tc>
+        <w:tc>
+          <w:tcPr>
+            <w:tcW w:type="dxa" w:w="1247"/>
+          </w:tcPr>
+          <w:p>
+            <w:r>
+              <w:rPr>
+                <w:b/>
+                <w:i w:val="0"/>
+                <w:sz w:val="16"/>
+              </w:rPr>
+              <w:t>S04</w:t>
+              <w:br/>
+            </w:r>
+            <w:r>
+              <w:rPr>
+                <w:b w:val="0"/>
+                <w:i w:val="0"/>
+                <w:color w:val="64748B"/>
+                <w:sz w:val="14"/>
+              </w:rPr>
+              <w:t>Emploi</w:t>
+            </w:r>
+          </w:p>
+        </w:tc>
+        <w:tc>
+          <w:tcPr>
+            <w:tcW w:type="dxa" w:w="1531"/>
+          </w:tcPr>
+          <w:p>
+            <w:r>
+              <w:rPr>
+                <w:b/>
+                <w:i w:val="0"/>
+                <w:color w:val="16A34A"/>
+                <w:sz w:val="16"/>
+              </w:rPr>
+              <w:t>s04q46</w:t>
+            </w:r>
+          </w:p>
+        </w:tc>
+        <w:tc>
+          <w:tcPr>
+            <w:tcW w:type="dxa" w:w="1191"/>
+          </w:tcPr>
+          <w:p>
+            <w:r>
+              <w:rPr>
+                <w:b w:val="0"/>
+                <w:i w:val="0"/>
+                <w:color w:val="64748B"/>
+                <w:sz w:val="16"/>
+              </w:rPr>
+              <w:t>Natif SuSo</w:t>
+            </w:r>
+          </w:p>
+        </w:tc>
+        <w:tc>
+          <w:tcPr>
+            <w:tcW w:type="dxa" w:w="4706"/>
+          </w:tcPr>
+          <w:p>
+            <w:r>
+              <w:rPr>
+                <w:b w:val="0"/>
+                <w:i w:val="0"/>
+                <w:sz w:val="17"/>
+              </w:rPr>
+              <w:t>ERREUR: La catégorie socio-professionnelle--%s04q46%--n'est pas en phase avec les réponses aux questions 4.09, 4.10, 4.11, 4.12, 4.13, et 4.14. Veuillez confirmer les réponses à ces questions et à la présente question, et le cas échéant corriger.</w:t>
+            </w:r>
+          </w:p>
+        </w:tc>
+      </w:tr>
+      <w:tr>
+        <w:tc>
+          <w:tcPr>
+            <w:tcW w:type="dxa" w:w="964"/>
+          </w:tcPr>
+          <w:p>
+            <w:r>
+              <w:rPr>
+                <w:b/>
+                <w:i w:val="0"/>
+                <w:color w:val="EA580C"/>
+                <w:sz w:val="16"/>
+              </w:rPr>
+              <w:t>Moyenne</w:t>
             </w:r>
           </w:p>
         </w:tc>
@@ -1264,7 +3334,7 @@
                 <w:color w:val="16A34A"/>
                 <w:sz w:val="16"/>
               </w:rPr>
-              <w:t>s00q27, s01q00a, s01q12, s01q13, s02q04, s03q11, s03q12, s01q01</w:t>
+              <w:t>—</w:t>
             </w:r>
           </w:p>
         </w:tc>
@@ -1295,7 +3365,7 @@
                 <w:i w:val="0"/>
                 <w:sz w:val="17"/>
               </w:rPr>
-              <w:t>Avertissement!!! Le ménage a consommé 49 miche de Moyen de Pain moderne  ce qui semble incoherent pour une consommation aucours des 7 derniers jours, prière de verifier et corriger.</w:t>
+              <w:t>Attention ! La dépense du répas pris à l'extérieur de Aïssatou Diagne (175 Fcfa) au cours de 7 derniers jours est relativement élevé.</w:t>
             </w:r>
           </w:p>
         </w:tc>
@@ -1310,10 +3380,10 @@
               <w:rPr>
                 <w:b/>
                 <w:i w:val="0"/>
-                <w:color w:val="DC2626"/>
-                <w:sz w:val="16"/>
-              </w:rPr>
-              <w:t>Haute</w:t>
+                <w:color w:val="EA580C"/>
+                <w:sz w:val="16"/>
+              </w:rPr>
+              <w:t>Moyenne</w:t>
             </w:r>
           </w:p>
         </w:tc>
@@ -1328,7 +3398,7 @@
                 <w:i w:val="0"/>
                 <w:sz w:val="16"/>
               </w:rPr>
-              <w:t>S13</w:t>
+              <w:t>S07</w:t>
               <w:br/>
             </w:r>
             <w:r>
@@ -1338,7 +3408,7 @@
                 <w:color w:val="64748B"/>
                 <w:sz w:val="14"/>
               </w:rPr>
-              <w:t>Transferts</w:t>
+              <w:t>Consommation alimentaire</w:t>
             </w:r>
           </w:p>
         </w:tc>
@@ -1354,7 +3424,7 @@
                 <w:color w:val="16A34A"/>
                 <w:sz w:val="16"/>
               </w:rPr>
-              <w:t>s00q27, s01q00a, s01q12, s01q13, s02q04, s03q11, s03q12, s01q01</w:t>
+              <w:t>—</w:t>
             </w:r>
           </w:p>
         </w:tc>
@@ -1385,7 +3455,7 @@
                 <w:i w:val="0"/>
                 <w:sz w:val="17"/>
               </w:rPr>
-              <w:t>L'âge du béneficiaire d'argent dans la section 13b (Transfert emis) semble incoherent voir élévé, prière de verifier ou corriger.</w:t>
+              <w:t>Prière de corriger ou de confirmer avec le QG.</w:t>
             </w:r>
           </w:p>
         </w:tc>
@@ -1418,7 +3488,7 @@
                 <w:i w:val="0"/>
                 <w:sz w:val="16"/>
               </w:rPr>
-              <w:t>S00</w:t>
+              <w:t>S07</w:t>
               <w:br/>
             </w:r>
             <w:r>
@@ -1428,7 +3498,7 @@
                 <w:color w:val="64748B"/>
                 <w:sz w:val="14"/>
               </w:rPr>
-              <w:t>Identification</w:t>
+              <w:t>Consommation alimentaire</w:t>
             </w:r>
           </w:p>
         </w:tc>
@@ -1444,7 +3514,7 @@
                 <w:color w:val="16A34A"/>
                 <w:sz w:val="16"/>
               </w:rPr>
-              <w:t>s00q27</w:t>
+              <w:t>—</w:t>
             </w:r>
           </w:p>
         </w:tc>
@@ -1475,7 +3545,7 @@
                 <w:i w:val="0"/>
                 <w:sz w:val="17"/>
               </w:rPr>
-              <w:t>Vous avez declaré que le questionnaire est complètement fini mais le questionnaire est en statut partiel, prière de mettre le questionnaire en statut complet s'il est fini.</w:t>
+              <w:t>Attention ! La dépense du répas pris à l'extérieur de Diaye Diouf (175 Fcfa) au cours de 7 derniers jours est relativement élevé.</w:t>
             </w:r>
           </w:p>
         </w:tc>
@@ -1508,7 +3578,7 @@
                 <w:i w:val="0"/>
                 <w:sz w:val="16"/>
               </w:rPr>
-              <w:t>S00</w:t>
+              <w:t>S07</w:t>
               <w:br/>
             </w:r>
             <w:r>
@@ -1518,7 +3588,7 @@
                 <w:color w:val="64748B"/>
                 <w:sz w:val="14"/>
               </w:rPr>
-              <w:t>Identification</w:t>
+              <w:t>Consommation alimentaire</w:t>
             </w:r>
           </w:p>
         </w:tc>
@@ -1565,7 +3635,7 @@
                 <w:i w:val="0"/>
                 <w:sz w:val="17"/>
               </w:rPr>
-              <w:t>L'adresse ou la localisation du ménage doit être bien renseignée, ne doit pas contenir des numéros de téléphone et elle semble courte pour être une adresse.</w:t>
+              <w:t>Attention ! La dépense du répas pris à l'extérieur de Fatou dieye (175 Fcfa) au cours de 7 derniers jours est relativement élevé.</w:t>
             </w:r>
           </w:p>
         </w:tc>
@@ -1598,7 +3668,7 @@
                 <w:i w:val="0"/>
                 <w:sz w:val="16"/>
               </w:rPr>
-              <w:t>S00</w:t>
+              <w:t>S07</w:t>
               <w:br/>
             </w:r>
             <w:r>
@@ -1608,7 +3678,7 @@
                 <w:color w:val="64748B"/>
                 <w:sz w:val="14"/>
               </w:rPr>
-              <w:t>Identification</w:t>
+              <w:t>Consommation alimentaire</w:t>
             </w:r>
           </w:p>
         </w:tc>
@@ -1655,7 +3725,7 @@
                 <w:i w:val="0"/>
                 <w:sz w:val="17"/>
               </w:rPr>
-              <w:t>Prière de renseigner la bonne adresse.Attention! Il manque des informations non renseignées dans la section 0, prière de regarder toutes les autres informations dans l'identification du ménage (IDENTIFICATION ET RENSEIGNEMENTS DE CONTROLE) ou dans OBSERVATIONS pour pouvoir renseigné toutes les questions liées au ménage.</w:t>
+              <w:t>Attention ! La dépense du répas pris à l'extérieur de Matar Diagne (175 Fcfa) au cours de 7 derniers jours est relativement élevé.</w:t>
             </w:r>
           </w:p>
         </w:tc>
@@ -1688,7 +3758,7 @@
                 <w:i w:val="0"/>
                 <w:sz w:val="16"/>
               </w:rPr>
-              <w:t>S00</w:t>
+              <w:t>S07</w:t>
               <w:br/>
             </w:r>
             <w:r>
@@ -1698,7 +3768,7 @@
                 <w:color w:val="64748B"/>
                 <w:sz w:val="14"/>
               </w:rPr>
-              <w:t>Identification</w:t>
+              <w:t>Consommation alimentaire</w:t>
             </w:r>
           </w:p>
         </w:tc>
@@ -1714,7 +3784,7 @@
                 <w:color w:val="16A34A"/>
                 <w:sz w:val="16"/>
               </w:rPr>
-              <w:t>s00q12a, s00q12b</w:t>
+              <w:t>—</w:t>
             </w:r>
           </w:p>
         </w:tc>
@@ -1745,7 +3815,7 @@
                 <w:i w:val="0"/>
                 <w:sz w:val="17"/>
               </w:rPr>
-              <w:t>Attention! Veillez bien renseigner le deuxième numero du chef de ménage(0.12b).</w:t>
+              <w:t>Attention ! La dépense du répas pris à l'extérieur de Momath Diagne (175 Fcfa) au cours de 7 derniers jours est relativement élevé.</w:t>
             </w:r>
           </w:p>
         </w:tc>
@@ -1778,7 +3848,7 @@
                 <w:i w:val="0"/>
                 <w:sz w:val="16"/>
               </w:rPr>
-              <w:t>S01</w:t>
+              <w:t>S07</w:t>
               <w:br/>
             </w:r>
             <w:r>
@@ -1788,7 +3858,7 @@
                 <w:color w:val="64748B"/>
                 <w:sz w:val="14"/>
               </w:rPr>
-              <w:t>Démographie</w:t>
+              <w:t>Consommation alimentaire</w:t>
             </w:r>
           </w:p>
         </w:tc>
@@ -1835,7 +3905,7 @@
                 <w:i w:val="0"/>
                 <w:sz w:val="17"/>
               </w:rPr>
-              <w:t>Prière de verifier l'information donnée par fatou top Diagne ou corriger au niveau de la section 1.</w:t>
+              <w:t>Attention ! La dépense du répas pris à l'extérieur de assane Diagne (175 Fcfa) au cours de 7 derniers jours est relativement élevé.</w:t>
             </w:r>
           </w:p>
         </w:tc>
@@ -1868,7 +3938,7 @@
                 <w:i w:val="0"/>
                 <w:sz w:val="16"/>
               </w:rPr>
-              <w:t>S01</w:t>
+              <w:t>S07</w:t>
               <w:br/>
             </w:r>
             <w:r>
@@ -1878,7 +3948,7 @@
                 <w:color w:val="64748B"/>
                 <w:sz w:val="14"/>
               </w:rPr>
-              <w:t>Démographie</w:t>
+              <w:t>Consommation alimentaire</w:t>
             </w:r>
           </w:p>
         </w:tc>
@@ -1925,7 +3995,7 @@
                 <w:i w:val="0"/>
                 <w:sz w:val="17"/>
               </w:rPr>
-              <w:t>Prière de verifier l'information donnée par mingué Diagne ou corriger au niveau de la section 1.</w:t>
+              <w:t>Attention ! La dépense du répas pris à l'extérieur de fatou Dieye2 (175 Fcfa) au cours de 7 derniers jours est relativement élevé.</w:t>
             </w:r>
           </w:p>
         </w:tc>
@@ -1958,7 +4028,7 @@
                 <w:i w:val="0"/>
                 <w:sz w:val="16"/>
               </w:rPr>
-              <w:t>S01</w:t>
+              <w:t>S07</w:t>
               <w:br/>
             </w:r>
             <w:r>
@@ -1968,7 +4038,7 @@
                 <w:color w:val="64748B"/>
                 <w:sz w:val="14"/>
               </w:rPr>
-              <w:t>Démographie</w:t>
+              <w:t>Consommation alimentaire</w:t>
             </w:r>
           </w:p>
         </w:tc>
@@ -1984,7 +4054,7 @@
                 <w:color w:val="16A34A"/>
                 <w:sz w:val="16"/>
               </w:rPr>
-              <w:t>s01q23, s01q00b, s01q23_autre</w:t>
+              <w:t>—</w:t>
             </w:r>
           </w:p>
         </w:tc>
@@ -2015,7 +4085,7 @@
                 <w:i w:val="0"/>
                 <w:sz w:val="17"/>
               </w:rPr>
-              <w:t>La raison principale pour laquelle que fatou Dieye2 est venu vivre dans cette localité est enfant confié et semble exister dans les modalités, prière de prendre attache avec le QG pour plus d'explication afin de la classer bien.</w:t>
+              <w:t>Attention ! La dépense du répas pris à l'extérieur de fatou top Diagne (175 Fcfa) au cours de 7 derniers jours est relativement élevé.</w:t>
             </w:r>
           </w:p>
         </w:tc>
@@ -2048,7 +4118,7 @@
                 <w:i w:val="0"/>
                 <w:sz w:val="16"/>
               </w:rPr>
-              <w:t>S01</w:t>
+              <w:t>S07</w:t>
               <w:br/>
             </w:r>
             <w:r>
@@ -2058,7 +4128,7 @@
                 <w:color w:val="64748B"/>
                 <w:sz w:val="14"/>
               </w:rPr>
-              <w:t>Démographie</w:t>
+              <w:t>Consommation alimentaire</w:t>
             </w:r>
           </w:p>
         </w:tc>
@@ -2074,7 +4144,7 @@
                 <w:color w:val="16A34A"/>
                 <w:sz w:val="16"/>
               </w:rPr>
-              <w:t>s00q27, s01q03a, s01q03b, s01q03c, s01q00b</w:t>
+              <w:t>—</w:t>
             </w:r>
           </w:p>
         </w:tc>
@@ -2105,7 +4175,7 @@
                 <w:i w:val="0"/>
                 <w:sz w:val="17"/>
               </w:rPr>
-              <w:t>Les informations sur l'acte de naissance (ni Jours, ni mois et ni années) de  Aïssatou Diagne  manquent, s'il vous plait pouvez-vous fournir d'effort pour avoir ces informations.</w:t>
+              <w:t>Attention ! La dépense du répas pris à l'extérieur de mamath diagne (175 Fcfa) au cours de 7 derniers jours est relativement élevé.</w:t>
             </w:r>
           </w:p>
         </w:tc>
@@ -2138,7 +4208,7 @@
                 <w:i w:val="0"/>
                 <w:sz w:val="16"/>
               </w:rPr>
-              <w:t>S01</w:t>
+              <w:t>S07</w:t>
               <w:br/>
             </w:r>
             <w:r>
@@ -2148,7 +4218,7 @@
                 <w:color w:val="64748B"/>
                 <w:sz w:val="14"/>
               </w:rPr>
-              <w:t>Démographie</w:t>
+              <w:t>Consommation alimentaire</w:t>
             </w:r>
           </w:p>
         </w:tc>
@@ -2164,7 +4234,7 @@
                 <w:color w:val="16A34A"/>
                 <w:sz w:val="16"/>
               </w:rPr>
-              <w:t>s00q27, s01q03a, s01q03b, s01q03c, s01q00b</w:t>
+              <w:t>—</w:t>
             </w:r>
           </w:p>
         </w:tc>
@@ -2195,7 +4265,7 @@
                 <w:i w:val="0"/>
                 <w:sz w:val="17"/>
               </w:rPr>
-              <w:t>Les informations sur l'acte de naissance (ni Jours, ni mois et ni années) de  Diaye Diouf  manquent, s'il vous plait pouvez-vous fournir d'effort pour avoir ces informations.</w:t>
+              <w:t>Attention ! La dépense du répas pris à l'extérieur de mingué Diagne (175 Fcfa) au cours de 7 derniers jours est relativement élevé.</w:t>
             </w:r>
           </w:p>
         </w:tc>
@@ -2228,7 +4298,7 @@
                 <w:i w:val="0"/>
                 <w:sz w:val="16"/>
               </w:rPr>
-              <w:t>S01</w:t>
+              <w:t>S07</w:t>
               <w:br/>
             </w:r>
             <w:r>
@@ -2238,7 +4308,7 @@
                 <w:color w:val="64748B"/>
                 <w:sz w:val="14"/>
               </w:rPr>
-              <w:t>Démographie</w:t>
+              <w:t>Consommation alimentaire</w:t>
             </w:r>
           </w:p>
         </w:tc>
@@ -2254,7 +4324,7 @@
                 <w:color w:val="16A34A"/>
                 <w:sz w:val="16"/>
               </w:rPr>
-              <w:t>s00q27, s01q03a, s01q03b, s01q03c, s01q00b</w:t>
+              <w:t>—</w:t>
             </w:r>
           </w:p>
         </w:tc>
@@ -2285,7 +4355,7 @@
                 <w:i w:val="0"/>
                 <w:sz w:val="17"/>
               </w:rPr>
-              <w:t>Les informations sur l'acte de naissance (ni Jours, ni mois et ni années) de  assane Diagne  manquent, s'il vous plait pouvez-vous fournir d'effort pour avoir ces informations.</w:t>
+              <w:t>Attention ! La dépense du répas pris à l'extérieur de yacine diagne (175 Fcfa) au cours de 7 derniers jours est relativement élevé.</w:t>
             </w:r>
           </w:p>
         </w:tc>
@@ -2318,7 +4388,7 @@
                 <w:i w:val="0"/>
                 <w:sz w:val="16"/>
               </w:rPr>
-              <w:t>S01</w:t>
+              <w:t>S07</w:t>
               <w:br/>
             </w:r>
             <w:r>
@@ -2328,7 +4398,7 @@
                 <w:color w:val="64748B"/>
                 <w:sz w:val="14"/>
               </w:rPr>
-              <w:t>Démographie</w:t>
+              <w:t>Consommation alimentaire</w:t>
             </w:r>
           </w:p>
         </w:tc>
@@ -2375,7 +4445,7 @@
                 <w:i w:val="0"/>
                 <w:sz w:val="17"/>
               </w:rPr>
-              <w:t>Prière de verifier l'information donnée par assane Diagne ou corriger au niveau de la section 1.</w:t>
+              <w:t>Attention ! Le prix unitaire d'achat (35 Fcfa) de Cube alimentaire (Maggi, Jumbo, ) et bouillon en poudre en Cube (Moyen) est relativement élevé par rapport aux autres prix observés dans cette zone.</w:t>
             </w:r>
           </w:p>
         </w:tc>
@@ -2408,7 +4478,7 @@
                 <w:i w:val="0"/>
                 <w:sz w:val="16"/>
               </w:rPr>
-              <w:t>S01</w:t>
+              <w:t>S07</w:t>
               <w:br/>
             </w:r>
             <w:r>
@@ -2418,7 +4488,7 @@
                 <w:color w:val="64748B"/>
                 <w:sz w:val="14"/>
               </w:rPr>
-              <w:t>Démographie</w:t>
+              <w:t>Consommation alimentaire</w:t>
             </w:r>
           </w:p>
         </w:tc>
@@ -2434,7 +4504,7 @@
                 <w:color w:val="16A34A"/>
                 <w:sz w:val="16"/>
               </w:rPr>
-              <w:t>s00q27, s01q03a, s01q03b, s01q03c, s01q00b</w:t>
+              <w:t>—</w:t>
             </w:r>
           </w:p>
         </w:tc>
@@ -2465,7 +4535,7 @@
                 <w:i w:val="0"/>
                 <w:sz w:val="17"/>
               </w:rPr>
-              <w:t>Les informations sur l'acte de naissance (ni Jours, ni mois et ni années) de  mamath diagne  manquent, s'il vous plait pouvez-vous fournir d'effort pour avoir ces informations.</w:t>
+              <w:t>Prière de corriger ou de confirmer avec le QG.</w:t>
             </w:r>
           </w:p>
         </w:tc>
@@ -2498,7 +4568,7 @@
                 <w:i w:val="0"/>
                 <w:sz w:val="16"/>
               </w:rPr>
-              <w:t>S01</w:t>
+              <w:t>S07</w:t>
               <w:br/>
             </w:r>
             <w:r>
@@ -2508,7 +4578,7 @@
                 <w:color w:val="64748B"/>
                 <w:sz w:val="14"/>
               </w:rPr>
-              <w:t>Démographie</w:t>
+              <w:t>Consommation alimentaire</w:t>
             </w:r>
           </w:p>
         </w:tc>
@@ -2555,7 +4625,7 @@
                 <w:i w:val="0"/>
                 <w:sz w:val="17"/>
               </w:rPr>
-              <w:t>Prière de verifier l'information donnée par mamath diagne ou corriger au niveau de la section 1.</w:t>
+              <w:t>Etes vous sur d'avoir selectionner la bonne unitée ? prière de verifier et corriger.</w:t>
             </w:r>
           </w:p>
         </w:tc>
@@ -2588,7 +4658,7 @@
                 <w:i w:val="0"/>
                 <w:sz w:val="16"/>
               </w:rPr>
-              <w:t>S01</w:t>
+              <w:t>S09</w:t>
               <w:br/>
             </w:r>
             <w:r>
@@ -2598,7 +4668,7 @@
                 <w:color w:val="64748B"/>
                 <w:sz w:val="14"/>
               </w:rPr>
-              <w:t>Démographie</w:t>
+              <w:t>Dépenses non alimentaires</w:t>
             </w:r>
           </w:p>
         </w:tc>
@@ -2614,7 +4684,7 @@
                 <w:color w:val="16A34A"/>
                 <w:sz w:val="16"/>
               </w:rPr>
-              <w:t>s01q10_1</w:t>
+              <w:t>s01q23, s01q00b, s01q23_autre</w:t>
             </w:r>
           </w:p>
         </w:tc>
@@ -2645,7 +4715,7 @@
                 <w:i w:val="0"/>
                 <w:sz w:val="17"/>
               </w:rPr>
-              <w:t>La taille du ménage lors de l'enquête principale (12) de ce ménage est inférieur à la taille du denombrement (15), prière de fournir des explications concrètes ou aller revisiter le ménage.</w:t>
+              <w:t>La dernière fois que vous avez acheté Bois de chauffe ramassé/coupé (estimer la valeur) est forêt et semble exister dans les modalités, prière de prendre attache avec le QG pour plus d'explication afin de la classer bien.</w:t>
             </w:r>
           </w:p>
         </w:tc>
@@ -2678,7 +4748,7 @@
                 <w:i w:val="0"/>
                 <w:sz w:val="16"/>
               </w:rPr>
-              <w:t>S02</w:t>
+              <w:t>S09</w:t>
               <w:br/>
             </w:r>
             <w:r>
@@ -2688,7 +4758,7 @@
                 <w:color w:val="64748B"/>
                 <w:sz w:val="14"/>
               </w:rPr>
-              <w:t>Éducation</w:t>
+              <w:t>Dépenses non alimentaires</w:t>
             </w:r>
           </w:p>
         </w:tc>
@@ -2735,7 +4805,7 @@
                 <w:i w:val="0"/>
                 <w:sz w:val="17"/>
               </w:rPr>
-              <w:t>veuillez, s'il vous plait, confirmer les frais de scolarité ( 500 FCFA) payée de assane Diagne avec le QG ou apporter les corrections nécessaires.</w:t>
+              <w:t>Attention ! La dépense du ménage de MOMATH DIAGNE (20000 Fcfa) au cours de 3 derniers mois de Services de réparation et d'entretien (vidange, graissage, gonflage de pneu etc.</w:t>
             </w:r>
           </w:p>
         </w:tc>
@@ -2768,7 +4838,7 @@
                 <w:i w:val="0"/>
                 <w:sz w:val="16"/>
               </w:rPr>
-              <w:t>S02</w:t>
+              <w:t>S09</w:t>
               <w:br/>
             </w:r>
             <w:r>
@@ -2778,7 +4848,7 @@
                 <w:color w:val="64748B"/>
                 <w:sz w:val="14"/>
               </w:rPr>
-              <w:t>Éducation</w:t>
+              <w:t>Dépenses non alimentaires</w:t>
             </w:r>
           </w:p>
         </w:tc>
@@ -2825,7 +4895,7 @@
                 <w:i w:val="0"/>
                 <w:sz w:val="17"/>
               </w:rPr>
-              <w:t>Attention!!! le montant payé de assane Diagne pour la cotisation est de 450 FCFA qui semble faible.</w:t>
+              <w:t>) de moyens de transport personnel (voitures, motos, bicyclette, etc.</w:t>
             </w:r>
           </w:p>
         </w:tc>
@@ -2858,7 +4928,7 @@
                 <w:i w:val="0"/>
                 <w:sz w:val="16"/>
               </w:rPr>
-              <w:t>S02</w:t>
+              <w:t>S09</w:t>
               <w:br/>
             </w:r>
             <w:r>
@@ -2868,7 +4938,7 @@
                 <w:color w:val="64748B"/>
                 <w:sz w:val="14"/>
               </w:rPr>
-              <w:t>Éducation</w:t>
+              <w:t>Dépenses non alimentaires</w:t>
             </w:r>
           </w:p>
         </w:tc>
@@ -2915,7 +4985,7 @@
                 <w:i w:val="0"/>
                 <w:sz w:val="17"/>
               </w:rPr>
-              <w:t>Veuillez verifier cette information auprès de l'enquêté ou confirmer avec le QG.</w:t>
+              <w:t>) est relativement élevé.</w:t>
             </w:r>
           </w:p>
         </w:tc>
@@ -2948,7 +5018,7 @@
                 <w:i w:val="0"/>
                 <w:sz w:val="16"/>
               </w:rPr>
-              <w:t>S02</w:t>
+              <w:t>S09</w:t>
               <w:br/>
             </w:r>
             <w:r>
@@ -2958,7 +5028,7 @@
                 <w:color w:val="64748B"/>
                 <w:sz w:val="14"/>
               </w:rPr>
-              <w:t>Éducation</w:t>
+              <w:t>Dépenses non alimentaires</w:t>
             </w:r>
           </w:p>
         </w:tc>
@@ -3005,7 +5075,7 @@
                 <w:i w:val="0"/>
                 <w:sz w:val="17"/>
               </w:rPr>
-              <w:t>Attention ! Le frais de scolarité (500 Fcfa) de assane Diagne en 1ére année de Primaire est relativement faible par rapport aux autres frais de scolarités observés dans cette zone.</w:t>
+              <w:t>Prière de corriger ou de confirmer avec le QG.</w:t>
             </w:r>
           </w:p>
         </w:tc>
@@ -3038,7 +5108,7 @@
                 <w:i w:val="0"/>
                 <w:sz w:val="16"/>
               </w:rPr>
-              <w:t>S02</w:t>
+              <w:t>S10</w:t>
               <w:br/>
             </w:r>
             <w:r>
@@ -3048,7 +5118,7 @@
                 <w:color w:val="64748B"/>
                 <w:sz w:val="14"/>
               </w:rPr>
-              <w:t>Éducation</w:t>
+              <w:t>Logement</w:t>
             </w:r>
           </w:p>
         </w:tc>
@@ -3064,7 +5134,7 @@
                 <w:color w:val="16A34A"/>
                 <w:sz w:val="16"/>
               </w:rPr>
-              <w:t>—</w:t>
+              <w:t>s00q07a, s00q08, s00q10, s00q13_0, s00q15_0, s00q17_0, s00q23a, s00q23b</w:t>
             </w:r>
           </w:p>
         </w:tc>
@@ -3095,7 +5165,7 @@
                 <w:i w:val="0"/>
                 <w:sz w:val="17"/>
               </w:rPr>
-              <w:t>Prière de corriger ou de confirmer avec le QG.</w:t>
+              <w:t>Le Nombre  d'entreprise declaré entre 10.02 à 10.10 est different de celui declaré en 10.12, veuillez verifier cette information.</w:t>
             </w:r>
           </w:p>
         </w:tc>
@@ -3128,7 +5198,7 @@
                 <w:i w:val="0"/>
                 <w:sz w:val="16"/>
               </w:rPr>
-              <w:t>S02</w:t>
+              <w:t>S10</w:t>
               <w:br/>
             </w:r>
             <w:r>
@@ -3138,7 +5208,7 @@
                 <w:color w:val="64748B"/>
                 <w:sz w:val="14"/>
               </w:rPr>
-              <w:t>Éducation</w:t>
+              <w:t>Logement</w:t>
             </w:r>
           </w:p>
         </w:tc>
@@ -3154,7 +5224,7 @@
                 <w:color w:val="16A34A"/>
                 <w:sz w:val="16"/>
               </w:rPr>
-              <w:t>—</w:t>
+              <w:t>s10q12b</w:t>
             </w:r>
           </w:p>
         </w:tc>
@@ -3170,7 +5240,7 @@
                 <w:color w:val="64748B"/>
                 <w:sz w:val="16"/>
               </w:rPr>
-              <w:t>GT-CQ</w:t>
+              <w:t>Natif SuSo</w:t>
             </w:r>
           </w:p>
         </w:tc>
@@ -3185,2887 +5255,7 @@
                 <w:i w:val="0"/>
                 <w:sz w:val="17"/>
               </w:rPr>
-              <w:t>veuillez, s'il vous plait, confirmer les frais de scolarité ( 500 FCFA) payée de mamath diagne avec le QG ou apporter les corrections nécessaires.</w:t>
-            </w:r>
-          </w:p>
-        </w:tc>
-      </w:tr>
-      <w:tr>
-        <w:tc>
-          <w:tcPr>
-            <w:tcW w:type="dxa" w:w="964"/>
-          </w:tcPr>
-          <w:p>
-            <w:r>
-              <w:rPr>
-                <w:b/>
-                <w:i w:val="0"/>
-                <w:color w:val="EA580C"/>
-                <w:sz w:val="16"/>
-              </w:rPr>
-              <w:t>Moyenne</w:t>
-            </w:r>
-          </w:p>
-        </w:tc>
-        <w:tc>
-          <w:tcPr>
-            <w:tcW w:type="dxa" w:w="1247"/>
-          </w:tcPr>
-          <w:p>
-            <w:r>
-              <w:rPr>
-                <w:b/>
-                <w:i w:val="0"/>
-                <w:sz w:val="16"/>
-              </w:rPr>
-              <w:t>S02</w:t>
-              <w:br/>
-            </w:r>
-            <w:r>
-              <w:rPr>
-                <w:b w:val="0"/>
-                <w:i w:val="0"/>
-                <w:color w:val="64748B"/>
-                <w:sz w:val="14"/>
-              </w:rPr>
-              <w:t>Éducation</w:t>
-            </w:r>
-          </w:p>
-        </w:tc>
-        <w:tc>
-          <w:tcPr>
-            <w:tcW w:type="dxa" w:w="1531"/>
-          </w:tcPr>
-          <w:p>
-            <w:r>
-              <w:rPr>
-                <w:b/>
-                <w:i w:val="0"/>
-                <w:color w:val="16A34A"/>
-                <w:sz w:val="16"/>
-              </w:rPr>
-              <w:t>s01q47__7, s02q24, s01q00b, s02q17_2, s02q15_2</w:t>
-            </w:r>
-          </w:p>
-        </w:tc>
-        <w:tc>
-          <w:tcPr>
-            <w:tcW w:type="dxa" w:w="1191"/>
-          </w:tcPr>
-          <w:p>
-            <w:r>
-              <w:rPr>
-                <w:b w:val="0"/>
-                <w:i w:val="0"/>
-                <w:color w:val="64748B"/>
-                <w:sz w:val="16"/>
-              </w:rPr>
-              <w:t>GT-CQ</w:t>
-            </w:r>
-          </w:p>
-        </w:tc>
-        <w:tc>
-          <w:tcPr>
-            <w:tcW w:type="dxa" w:w="4706"/>
-          </w:tcPr>
-          <w:p>
-            <w:r>
-              <w:rPr>
-                <w:b w:val="0"/>
-                <w:i w:val="0"/>
-                <w:sz w:val="17"/>
-              </w:rPr>
-              <w:t>Le montant des frais pour les cahiers et autres matériels scolaires pour l'année scolaire de mamath diagne qui fréquente 2ème année de Maternelle  est de 0 FCFA, mamath diagne a fait comment pour payer ces cahiers et autres matériels scolaires (SAC, stylo, craie, ardoise, crayon...) ? prière de corriger.</w:t>
-            </w:r>
-          </w:p>
-        </w:tc>
-      </w:tr>
-      <w:tr>
-        <w:tc>
-          <w:tcPr>
-            <w:tcW w:type="dxa" w:w="964"/>
-          </w:tcPr>
-          <w:p>
-            <w:r>
-              <w:rPr>
-                <w:b/>
-                <w:i w:val="0"/>
-                <w:color w:val="EA580C"/>
-                <w:sz w:val="16"/>
-              </w:rPr>
-              <w:t>Moyenne</w:t>
-            </w:r>
-          </w:p>
-        </w:tc>
-        <w:tc>
-          <w:tcPr>
-            <w:tcW w:type="dxa" w:w="1247"/>
-          </w:tcPr>
-          <w:p>
-            <w:r>
-              <w:rPr>
-                <w:b/>
-                <w:i w:val="0"/>
-                <w:sz w:val="16"/>
-              </w:rPr>
-              <w:t>S02</w:t>
-              <w:br/>
-            </w:r>
-            <w:r>
-              <w:rPr>
-                <w:b w:val="0"/>
-                <w:i w:val="0"/>
-                <w:color w:val="64748B"/>
-                <w:sz w:val="14"/>
-              </w:rPr>
-              <w:t>Éducation</w:t>
-            </w:r>
-          </w:p>
-        </w:tc>
-        <w:tc>
-          <w:tcPr>
-            <w:tcW w:type="dxa" w:w="1531"/>
-          </w:tcPr>
-          <w:p>
-            <w:r>
-              <w:rPr>
-                <w:b/>
-                <w:i w:val="0"/>
-                <w:color w:val="16A34A"/>
-                <w:sz w:val="16"/>
-              </w:rPr>
-              <w:t>—</w:t>
-            </w:r>
-          </w:p>
-        </w:tc>
-        <w:tc>
-          <w:tcPr>
-            <w:tcW w:type="dxa" w:w="1191"/>
-          </w:tcPr>
-          <w:p>
-            <w:r>
-              <w:rPr>
-                <w:b w:val="0"/>
-                <w:i w:val="0"/>
-                <w:color w:val="64748B"/>
-                <w:sz w:val="16"/>
-              </w:rPr>
-              <w:t>GT-CQ</w:t>
-            </w:r>
-          </w:p>
-        </w:tc>
-        <w:tc>
-          <w:tcPr>
-            <w:tcW w:type="dxa" w:w="4706"/>
-          </w:tcPr>
-          <w:p>
-            <w:r>
-              <w:rPr>
-                <w:b w:val="0"/>
-                <w:i w:val="0"/>
-                <w:sz w:val="17"/>
-              </w:rPr>
-              <w:t>veuillez, s'il vous plait, confirmer les frais de scolarité ( 5000 FCFA) payée de Aïssatou Diagne avec le QG ou apporter les corrections nécessaires.</w:t>
-            </w:r>
-          </w:p>
-        </w:tc>
-      </w:tr>
-      <w:tr>
-        <w:tc>
-          <w:tcPr>
-            <w:tcW w:type="dxa" w:w="964"/>
-          </w:tcPr>
-          <w:p>
-            <w:r>
-              <w:rPr>
-                <w:b/>
-                <w:i w:val="0"/>
-                <w:color w:val="EA580C"/>
-                <w:sz w:val="16"/>
-              </w:rPr>
-              <w:t>Moyenne</w:t>
-            </w:r>
-          </w:p>
-        </w:tc>
-        <w:tc>
-          <w:tcPr>
-            <w:tcW w:type="dxa" w:w="1247"/>
-          </w:tcPr>
-          <w:p>
-            <w:r>
-              <w:rPr>
-                <w:b/>
-                <w:i w:val="0"/>
-                <w:sz w:val="16"/>
-              </w:rPr>
-              <w:t>S02</w:t>
-              <w:br/>
-            </w:r>
-            <w:r>
-              <w:rPr>
-                <w:b w:val="0"/>
-                <w:i w:val="0"/>
-                <w:color w:val="64748B"/>
-                <w:sz w:val="14"/>
-              </w:rPr>
-              <w:t>Éducation</w:t>
-            </w:r>
-          </w:p>
-        </w:tc>
-        <w:tc>
-          <w:tcPr>
-            <w:tcW w:type="dxa" w:w="1531"/>
-          </w:tcPr>
-          <w:p>
-            <w:r>
-              <w:rPr>
-                <w:b/>
-                <w:i w:val="0"/>
-                <w:color w:val="16A34A"/>
-                <w:sz w:val="16"/>
-              </w:rPr>
-              <w:t>s01q47__7, s02q24, s01q00b, s02q17_2, s02q15_2</w:t>
-            </w:r>
-          </w:p>
-        </w:tc>
-        <w:tc>
-          <w:tcPr>
-            <w:tcW w:type="dxa" w:w="1191"/>
-          </w:tcPr>
-          <w:p>
-            <w:r>
-              <w:rPr>
-                <w:b w:val="0"/>
-                <w:i w:val="0"/>
-                <w:color w:val="64748B"/>
-                <w:sz w:val="16"/>
-              </w:rPr>
-              <w:t>GT-CQ</w:t>
-            </w:r>
-          </w:p>
-        </w:tc>
-        <w:tc>
-          <w:tcPr>
-            <w:tcW w:type="dxa" w:w="4706"/>
-          </w:tcPr>
-          <w:p>
-            <w:r>
-              <w:rPr>
-                <w:b w:val="0"/>
-                <w:i w:val="0"/>
-                <w:sz w:val="17"/>
-              </w:rPr>
-              <w:t>Le montant des frais pour les cahiers et autres matériels scolaires pour l'année scolaire de fatou Dieye2 qui fréquente 2ème année de Maternelle  est de 0 FCFA, fatou Dieye2 a fait comment pour payer ces cahiers et autres matériels scolaires (SAC, stylo, craie, ardoise, crayon...) ? prière de corriger.</w:t>
-            </w:r>
-          </w:p>
-        </w:tc>
-      </w:tr>
-      <w:tr>
-        <w:tc>
-          <w:tcPr>
-            <w:tcW w:type="dxa" w:w="964"/>
-          </w:tcPr>
-          <w:p>
-            <w:r>
-              <w:rPr>
-                <w:b/>
-                <w:i w:val="0"/>
-                <w:color w:val="EA580C"/>
-                <w:sz w:val="16"/>
-              </w:rPr>
-              <w:t>Moyenne</w:t>
-            </w:r>
-          </w:p>
-        </w:tc>
-        <w:tc>
-          <w:tcPr>
-            <w:tcW w:type="dxa" w:w="1247"/>
-          </w:tcPr>
-          <w:p>
-            <w:r>
-              <w:rPr>
-                <w:b/>
-                <w:i w:val="0"/>
-                <w:sz w:val="16"/>
-              </w:rPr>
-              <w:t>S04</w:t>
-              <w:br/>
-            </w:r>
-            <w:r>
-              <w:rPr>
-                <w:b w:val="0"/>
-                <w:i w:val="0"/>
-                <w:color w:val="64748B"/>
-                <w:sz w:val="14"/>
-              </w:rPr>
-              <w:t>Emploi</w:t>
-            </w:r>
-          </w:p>
-        </w:tc>
-        <w:tc>
-          <w:tcPr>
-            <w:tcW w:type="dxa" w:w="1531"/>
-          </w:tcPr>
-          <w:p>
-            <w:r>
-              <w:rPr>
-                <w:b/>
-                <w:i w:val="0"/>
-                <w:color w:val="16A34A"/>
-                <w:sz w:val="16"/>
-              </w:rPr>
-              <w:t>s01q35, s01q36, s01q37, s02q04, s02q15, s03q13, s03q14, s03q15</w:t>
-            </w:r>
-          </w:p>
-        </w:tc>
-        <w:tc>
-          <w:tcPr>
-            <w:tcW w:type="dxa" w:w="1191"/>
-          </w:tcPr>
-          <w:p>
-            <w:r>
-              <w:rPr>
-                <w:b w:val="0"/>
-                <w:i w:val="0"/>
-                <w:color w:val="64748B"/>
-                <w:sz w:val="16"/>
-              </w:rPr>
-              <w:t>GT-CQ</w:t>
-            </w:r>
-          </w:p>
-        </w:tc>
-        <w:tc>
-          <w:tcPr>
-            <w:tcW w:type="dxa" w:w="4706"/>
-          </w:tcPr>
-          <w:p>
-            <w:r>
-              <w:rPr>
-                <w:b w:val="0"/>
-                <w:i w:val="0"/>
-                <w:sz w:val="17"/>
-              </w:rPr>
-              <w:t>Nombre de mois exercé  (2 mois) par Khady Diagne dans l'emploi au cours des 12 derniers mois semble faible, veuillez corriger s'il vous plait ou comfirmer avec le QG.</w:t>
-            </w:r>
-          </w:p>
-        </w:tc>
-      </w:tr>
-      <w:tr>
-        <w:tc>
-          <w:tcPr>
-            <w:tcW w:type="dxa" w:w="964"/>
-          </w:tcPr>
-          <w:p>
-            <w:r>
-              <w:rPr>
-                <w:b/>
-                <w:i w:val="0"/>
-                <w:color w:val="EA580C"/>
-                <w:sz w:val="16"/>
-              </w:rPr>
-              <w:t>Moyenne</w:t>
-            </w:r>
-          </w:p>
-        </w:tc>
-        <w:tc>
-          <w:tcPr>
-            <w:tcW w:type="dxa" w:w="1247"/>
-          </w:tcPr>
-          <w:p>
-            <w:r>
-              <w:rPr>
-                <w:b/>
-                <w:i w:val="0"/>
-                <w:sz w:val="16"/>
-              </w:rPr>
-              <w:t>S04</w:t>
-              <w:br/>
-            </w:r>
-            <w:r>
-              <w:rPr>
-                <w:b w:val="0"/>
-                <w:i w:val="0"/>
-                <w:color w:val="64748B"/>
-                <w:sz w:val="14"/>
-              </w:rPr>
-              <w:t>Emploi</w:t>
-            </w:r>
-          </w:p>
-        </w:tc>
-        <w:tc>
-          <w:tcPr>
-            <w:tcW w:type="dxa" w:w="1531"/>
-          </w:tcPr>
-          <w:p>
-            <w:r>
-              <w:rPr>
-                <w:b/>
-                <w:i w:val="0"/>
-                <w:color w:val="16A34A"/>
-                <w:sz w:val="16"/>
-              </w:rPr>
-              <w:t>s00q04, s01q41, s02q14, s01q00b</w:t>
-            </w:r>
-          </w:p>
-        </w:tc>
-        <w:tc>
-          <w:tcPr>
-            <w:tcW w:type="dxa" w:w="1191"/>
-          </w:tcPr>
-          <w:p>
-            <w:r>
-              <w:rPr>
-                <w:b w:val="0"/>
-                <w:i w:val="0"/>
-                <w:color w:val="64748B"/>
-                <w:sz w:val="16"/>
-              </w:rPr>
-              <w:t>GT-CQ</w:t>
-            </w:r>
-          </w:p>
-        </w:tc>
-        <w:tc>
-          <w:tcPr>
-            <w:tcW w:type="dxa" w:w="4706"/>
-          </w:tcPr>
-          <w:p>
-            <w:r>
-              <w:rPr>
-                <w:b w:val="0"/>
-                <w:i w:val="0"/>
-                <w:sz w:val="17"/>
-              </w:rPr>
-              <w:t>Il manque des informations non renseignées de ( Khady Diagne ), prière de renseignés toutes les questions liées à ( Khady Diagne ).</w:t>
-            </w:r>
-          </w:p>
-        </w:tc>
-      </w:tr>
-      <w:tr>
-        <w:tc>
-          <w:tcPr>
-            <w:tcW w:type="dxa" w:w="964"/>
-          </w:tcPr>
-          <w:p>
-            <w:r>
-              <w:rPr>
-                <w:b/>
-                <w:i w:val="0"/>
-                <w:color w:val="EA580C"/>
-                <w:sz w:val="16"/>
-              </w:rPr>
-              <w:t>Moyenne</w:t>
-            </w:r>
-          </w:p>
-        </w:tc>
-        <w:tc>
-          <w:tcPr>
-            <w:tcW w:type="dxa" w:w="1247"/>
-          </w:tcPr>
-          <w:p>
-            <w:r>
-              <w:rPr>
-                <w:b/>
-                <w:i w:val="0"/>
-                <w:sz w:val="16"/>
-              </w:rPr>
-              <w:t>S04</w:t>
-              <w:br/>
-            </w:r>
-            <w:r>
-              <w:rPr>
-                <w:b w:val="0"/>
-                <w:i w:val="0"/>
-                <w:color w:val="64748B"/>
-                <w:sz w:val="14"/>
-              </w:rPr>
-              <w:t>Emploi</w:t>
-            </w:r>
-          </w:p>
-        </w:tc>
-        <w:tc>
-          <w:tcPr>
-            <w:tcW w:type="dxa" w:w="1531"/>
-          </w:tcPr>
-          <w:p>
-            <w:r>
-              <w:rPr>
-                <w:b/>
-                <w:i w:val="0"/>
-                <w:color w:val="16A34A"/>
-                <w:sz w:val="16"/>
-              </w:rPr>
-              <w:t>s00q07a, s00q08, s00q10, s00q13_0, s00q15_0, s00q17_0, s00q23a, s00q23b</w:t>
-            </w:r>
-          </w:p>
-        </w:tc>
-        <w:tc>
-          <w:tcPr>
-            <w:tcW w:type="dxa" w:w="1191"/>
-          </w:tcPr>
-          <w:p>
-            <w:r>
-              <w:rPr>
-                <w:b w:val="0"/>
-                <w:i w:val="0"/>
-                <w:color w:val="64748B"/>
-                <w:sz w:val="16"/>
-              </w:rPr>
-              <w:t>GT-CQ</w:t>
-            </w:r>
-          </w:p>
-        </w:tc>
-        <w:tc>
-          <w:tcPr>
-            <w:tcW w:type="dxa" w:w="4706"/>
-          </w:tcPr>
-          <w:p>
-            <w:r>
-              <w:rPr>
-                <w:b w:val="0"/>
-                <w:i w:val="0"/>
-                <w:sz w:val="17"/>
-              </w:rPr>
-              <w:t>Prière de changer la branche d'activité de Diaye Diouf, les agriculteurs dont leurs cultures est principalement destiné à la consommation du ménage sont des (Agriculteurs, subsistances) et ceux qui le font avec l'élevage sont des (Agriculteurs et eleveurs, subsistances)</w:t>
-            </w:r>
-          </w:p>
-        </w:tc>
-      </w:tr>
-      <w:tr>
-        <w:tc>
-          <w:tcPr>
-            <w:tcW w:type="dxa" w:w="964"/>
-          </w:tcPr>
-          <w:p>
-            <w:r>
-              <w:rPr>
-                <w:b/>
-                <w:i w:val="0"/>
-                <w:color w:val="EA580C"/>
-                <w:sz w:val="16"/>
-              </w:rPr>
-              <w:t>Moyenne</w:t>
-            </w:r>
-          </w:p>
-        </w:tc>
-        <w:tc>
-          <w:tcPr>
-            <w:tcW w:type="dxa" w:w="1247"/>
-          </w:tcPr>
-          <w:p>
-            <w:r>
-              <w:rPr>
-                <w:b/>
-                <w:i w:val="0"/>
-                <w:sz w:val="16"/>
-              </w:rPr>
-              <w:t>S04</w:t>
-              <w:br/>
-            </w:r>
-            <w:r>
-              <w:rPr>
-                <w:b w:val="0"/>
-                <w:i w:val="0"/>
-                <w:color w:val="64748B"/>
-                <w:sz w:val="14"/>
-              </w:rPr>
-              <w:t>Emploi</w:t>
-            </w:r>
-          </w:p>
-        </w:tc>
-        <w:tc>
-          <w:tcPr>
-            <w:tcW w:type="dxa" w:w="1531"/>
-          </w:tcPr>
-          <w:p>
-            <w:r>
-              <w:rPr>
-                <w:b/>
-                <w:i w:val="0"/>
-                <w:color w:val="16A34A"/>
-                <w:sz w:val="16"/>
-              </w:rPr>
-              <w:t>s00q07a, s00q08, s00q10, s00q13_0, s00q15_0, s00q17_0, s00q23a, s00q23b</w:t>
-            </w:r>
-          </w:p>
-        </w:tc>
-        <w:tc>
-          <w:tcPr>
-            <w:tcW w:type="dxa" w:w="1191"/>
-          </w:tcPr>
-          <w:p>
-            <w:r>
-              <w:rPr>
-                <w:b w:val="0"/>
-                <w:i w:val="0"/>
-                <w:color w:val="64748B"/>
-                <w:sz w:val="16"/>
-              </w:rPr>
-              <w:t>GT-CQ</w:t>
-            </w:r>
-          </w:p>
-        </w:tc>
-        <w:tc>
-          <w:tcPr>
-            <w:tcW w:type="dxa" w:w="4706"/>
-          </w:tcPr>
-          <w:p>
-            <w:r>
-              <w:rPr>
-                <w:b w:val="0"/>
-                <w:i w:val="0"/>
-                <w:sz w:val="17"/>
-              </w:rPr>
-              <w:t>Prière de changer la branche d'activité de Fatou dieye, les agriculteurs dont leurs cultures est principalement destiné à la consommation du ménage sont des (Agriculteurs, subsistances) et ceux qui le font avec l'élevage sont des (Agriculteurs et eleveurs, subsistances)</w:t>
-            </w:r>
-          </w:p>
-        </w:tc>
-      </w:tr>
-      <w:tr>
-        <w:tc>
-          <w:tcPr>
-            <w:tcW w:type="dxa" w:w="964"/>
-          </w:tcPr>
-          <w:p>
-            <w:r>
-              <w:rPr>
-                <w:b/>
-                <w:i w:val="0"/>
-                <w:color w:val="EA580C"/>
-                <w:sz w:val="16"/>
-              </w:rPr>
-              <w:t>Moyenne</w:t>
-            </w:r>
-          </w:p>
-        </w:tc>
-        <w:tc>
-          <w:tcPr>
-            <w:tcW w:type="dxa" w:w="1247"/>
-          </w:tcPr>
-          <w:p>
-            <w:r>
-              <w:rPr>
-                <w:b/>
-                <w:i w:val="0"/>
-                <w:sz w:val="16"/>
-              </w:rPr>
-              <w:t>S04</w:t>
-              <w:br/>
-            </w:r>
-            <w:r>
-              <w:rPr>
-                <w:b w:val="0"/>
-                <w:i w:val="0"/>
-                <w:color w:val="64748B"/>
-                <w:sz w:val="14"/>
-              </w:rPr>
-              <w:t>Emploi</w:t>
-            </w:r>
-          </w:p>
-        </w:tc>
-        <w:tc>
-          <w:tcPr>
-            <w:tcW w:type="dxa" w:w="1531"/>
-          </w:tcPr>
-          <w:p>
-            <w:r>
-              <w:rPr>
-                <w:b/>
-                <w:i w:val="0"/>
-                <w:color w:val="16A34A"/>
-                <w:sz w:val="16"/>
-              </w:rPr>
-              <w:t>s00q07a, s00q08, s00q10, s00q13_0, s00q15_0, s00q17_0, s00q23a, s00q23b</w:t>
-            </w:r>
-          </w:p>
-        </w:tc>
-        <w:tc>
-          <w:tcPr>
-            <w:tcW w:type="dxa" w:w="1191"/>
-          </w:tcPr>
-          <w:p>
-            <w:r>
-              <w:rPr>
-                <w:b w:val="0"/>
-                <w:i w:val="0"/>
-                <w:color w:val="64748B"/>
-                <w:sz w:val="16"/>
-              </w:rPr>
-              <w:t>GT-CQ</w:t>
-            </w:r>
-          </w:p>
-        </w:tc>
-        <w:tc>
-          <w:tcPr>
-            <w:tcW w:type="dxa" w:w="4706"/>
-          </w:tcPr>
-          <w:p>
-            <w:r>
-              <w:rPr>
-                <w:b w:val="0"/>
-                <w:i w:val="0"/>
-                <w:sz w:val="17"/>
-              </w:rPr>
-              <w:t>Prière de changer la branche d'activité de yacine diagne, les agriculteurs dont leurs cultures est principalement destiné à la consommation du ménage sont des (Agriculteurs, subsistances) et ceux qui le font avec l'élevage sont des (Agriculteurs et eleveurs, subsistances)</w:t>
-            </w:r>
-          </w:p>
-        </w:tc>
-      </w:tr>
-      <w:tr>
-        <w:tc>
-          <w:tcPr>
-            <w:tcW w:type="dxa" w:w="964"/>
-          </w:tcPr>
-          <w:p>
-            <w:r>
-              <w:rPr>
-                <w:b/>
-                <w:i w:val="0"/>
-                <w:color w:val="EA580C"/>
-                <w:sz w:val="16"/>
-              </w:rPr>
-              <w:t>Moyenne</w:t>
-            </w:r>
-          </w:p>
-        </w:tc>
-        <w:tc>
-          <w:tcPr>
-            <w:tcW w:type="dxa" w:w="1247"/>
-          </w:tcPr>
-          <w:p>
-            <w:r>
-              <w:rPr>
-                <w:b/>
-                <w:i w:val="0"/>
-                <w:sz w:val="16"/>
-              </w:rPr>
-              <w:t>S04</w:t>
-              <w:br/>
-            </w:r>
-            <w:r>
-              <w:rPr>
-                <w:b w:val="0"/>
-                <w:i w:val="0"/>
-                <w:color w:val="64748B"/>
-                <w:sz w:val="14"/>
-              </w:rPr>
-              <w:t>Emploi</w:t>
-            </w:r>
-          </w:p>
-        </w:tc>
-        <w:tc>
-          <w:tcPr>
-            <w:tcW w:type="dxa" w:w="1531"/>
-          </w:tcPr>
-          <w:p>
-            <w:r>
-              <w:rPr>
-                <w:b/>
-                <w:i w:val="0"/>
-                <w:color w:val="16A34A"/>
-                <w:sz w:val="16"/>
-              </w:rPr>
-              <w:t>s04q46</w:t>
-            </w:r>
-          </w:p>
-        </w:tc>
-        <w:tc>
-          <w:tcPr>
-            <w:tcW w:type="dxa" w:w="1191"/>
-          </w:tcPr>
-          <w:p>
-            <w:r>
-              <w:rPr>
-                <w:b w:val="0"/>
-                <w:i w:val="0"/>
-                <w:color w:val="64748B"/>
-                <w:sz w:val="16"/>
-              </w:rPr>
-              <w:t>Natif SuSo</w:t>
-            </w:r>
-          </w:p>
-        </w:tc>
-        <w:tc>
-          <w:tcPr>
-            <w:tcW w:type="dxa" w:w="4706"/>
-          </w:tcPr>
-          <w:p>
-            <w:r>
-              <w:rPr>
-                <w:b w:val="0"/>
-                <w:i w:val="0"/>
-                <w:sz w:val="17"/>
-              </w:rPr>
-              <w:t>ERREUR: La catégorie socio-professionnelle--%s04q46%--n'est pas en phase avec les réponses aux questions 4.09, 4.10, 4.11, 4.12, 4.13, et 4.14. Veuillez confirmer les réponses à ces questions et à la présente question, et le cas échéant corriger.</w:t>
-            </w:r>
-          </w:p>
-        </w:tc>
-      </w:tr>
-      <w:tr>
-        <w:tc>
-          <w:tcPr>
-            <w:tcW w:type="dxa" w:w="964"/>
-          </w:tcPr>
-          <w:p>
-            <w:r>
-              <w:rPr>
-                <w:b/>
-                <w:i w:val="0"/>
-                <w:color w:val="EA580C"/>
-                <w:sz w:val="16"/>
-              </w:rPr>
-              <w:t>Moyenne</w:t>
-            </w:r>
-          </w:p>
-        </w:tc>
-        <w:tc>
-          <w:tcPr>
-            <w:tcW w:type="dxa" w:w="1247"/>
-          </w:tcPr>
-          <w:p>
-            <w:r>
-              <w:rPr>
-                <w:b/>
-                <w:i w:val="0"/>
-                <w:sz w:val="16"/>
-              </w:rPr>
-              <w:t>S07</w:t>
-              <w:br/>
-            </w:r>
-            <w:r>
-              <w:rPr>
-                <w:b w:val="0"/>
-                <w:i w:val="0"/>
-                <w:color w:val="64748B"/>
-                <w:sz w:val="14"/>
-              </w:rPr>
-              <w:t>Consommation alimentaire</w:t>
-            </w:r>
-          </w:p>
-        </w:tc>
-        <w:tc>
-          <w:tcPr>
-            <w:tcW w:type="dxa" w:w="1531"/>
-          </w:tcPr>
-          <w:p>
-            <w:r>
-              <w:rPr>
-                <w:b/>
-                <w:i w:val="0"/>
-                <w:color w:val="16A34A"/>
-                <w:sz w:val="16"/>
-              </w:rPr>
-              <w:t>—</w:t>
-            </w:r>
-          </w:p>
-        </w:tc>
-        <w:tc>
-          <w:tcPr>
-            <w:tcW w:type="dxa" w:w="1191"/>
-          </w:tcPr>
-          <w:p>
-            <w:r>
-              <w:rPr>
-                <w:b w:val="0"/>
-                <w:i w:val="0"/>
-                <w:color w:val="64748B"/>
-                <w:sz w:val="16"/>
-              </w:rPr>
-              <w:t>GT-CQ</w:t>
-            </w:r>
-          </w:p>
-        </w:tc>
-        <w:tc>
-          <w:tcPr>
-            <w:tcW w:type="dxa" w:w="4706"/>
-          </w:tcPr>
-          <w:p>
-            <w:r>
-              <w:rPr>
-                <w:b w:val="0"/>
-                <w:i w:val="0"/>
-                <w:sz w:val="17"/>
-              </w:rPr>
-              <w:t>Attention ! La dépense du répas pris à l'extérieur de Aïssatou Diagne (175 Fcfa) au cours de 7 derniers jours est relativement élevé.</w:t>
-            </w:r>
-          </w:p>
-        </w:tc>
-      </w:tr>
-      <w:tr>
-        <w:tc>
-          <w:tcPr>
-            <w:tcW w:type="dxa" w:w="964"/>
-          </w:tcPr>
-          <w:p>
-            <w:r>
-              <w:rPr>
-                <w:b/>
-                <w:i w:val="0"/>
-                <w:color w:val="EA580C"/>
-                <w:sz w:val="16"/>
-              </w:rPr>
-              <w:t>Moyenne</w:t>
-            </w:r>
-          </w:p>
-        </w:tc>
-        <w:tc>
-          <w:tcPr>
-            <w:tcW w:type="dxa" w:w="1247"/>
-          </w:tcPr>
-          <w:p>
-            <w:r>
-              <w:rPr>
-                <w:b/>
-                <w:i w:val="0"/>
-                <w:sz w:val="16"/>
-              </w:rPr>
-              <w:t>S07</w:t>
-              <w:br/>
-            </w:r>
-            <w:r>
-              <w:rPr>
-                <w:b w:val="0"/>
-                <w:i w:val="0"/>
-                <w:color w:val="64748B"/>
-                <w:sz w:val="14"/>
-              </w:rPr>
-              <w:t>Consommation alimentaire</w:t>
-            </w:r>
-          </w:p>
-        </w:tc>
-        <w:tc>
-          <w:tcPr>
-            <w:tcW w:type="dxa" w:w="1531"/>
-          </w:tcPr>
-          <w:p>
-            <w:r>
-              <w:rPr>
-                <w:b/>
-                <w:i w:val="0"/>
-                <w:color w:val="16A34A"/>
-                <w:sz w:val="16"/>
-              </w:rPr>
-              <w:t>—</w:t>
-            </w:r>
-          </w:p>
-        </w:tc>
-        <w:tc>
-          <w:tcPr>
-            <w:tcW w:type="dxa" w:w="1191"/>
-          </w:tcPr>
-          <w:p>
-            <w:r>
-              <w:rPr>
-                <w:b w:val="0"/>
-                <w:i w:val="0"/>
-                <w:color w:val="64748B"/>
-                <w:sz w:val="16"/>
-              </w:rPr>
-              <w:t>GT-CQ</w:t>
-            </w:r>
-          </w:p>
-        </w:tc>
-        <w:tc>
-          <w:tcPr>
-            <w:tcW w:type="dxa" w:w="4706"/>
-          </w:tcPr>
-          <w:p>
-            <w:r>
-              <w:rPr>
-                <w:b w:val="0"/>
-                <w:i w:val="0"/>
-                <w:sz w:val="17"/>
-              </w:rPr>
-              <w:t>Prière de corriger ou de confirmer avec le QG.</w:t>
-            </w:r>
-          </w:p>
-        </w:tc>
-      </w:tr>
-      <w:tr>
-        <w:tc>
-          <w:tcPr>
-            <w:tcW w:type="dxa" w:w="964"/>
-          </w:tcPr>
-          <w:p>
-            <w:r>
-              <w:rPr>
-                <w:b/>
-                <w:i w:val="0"/>
-                <w:color w:val="EA580C"/>
-                <w:sz w:val="16"/>
-              </w:rPr>
-              <w:t>Moyenne</w:t>
-            </w:r>
-          </w:p>
-        </w:tc>
-        <w:tc>
-          <w:tcPr>
-            <w:tcW w:type="dxa" w:w="1247"/>
-          </w:tcPr>
-          <w:p>
-            <w:r>
-              <w:rPr>
-                <w:b/>
-                <w:i w:val="0"/>
-                <w:sz w:val="16"/>
-              </w:rPr>
-              <w:t>S07</w:t>
-              <w:br/>
-            </w:r>
-            <w:r>
-              <w:rPr>
-                <w:b w:val="0"/>
-                <w:i w:val="0"/>
-                <w:color w:val="64748B"/>
-                <w:sz w:val="14"/>
-              </w:rPr>
-              <w:t>Consommation alimentaire</w:t>
-            </w:r>
-          </w:p>
-        </w:tc>
-        <w:tc>
-          <w:tcPr>
-            <w:tcW w:type="dxa" w:w="1531"/>
-          </w:tcPr>
-          <w:p>
-            <w:r>
-              <w:rPr>
-                <w:b/>
-                <w:i w:val="0"/>
-                <w:color w:val="16A34A"/>
-                <w:sz w:val="16"/>
-              </w:rPr>
-              <w:t>—</w:t>
-            </w:r>
-          </w:p>
-        </w:tc>
-        <w:tc>
-          <w:tcPr>
-            <w:tcW w:type="dxa" w:w="1191"/>
-          </w:tcPr>
-          <w:p>
-            <w:r>
-              <w:rPr>
-                <w:b w:val="0"/>
-                <w:i w:val="0"/>
-                <w:color w:val="64748B"/>
-                <w:sz w:val="16"/>
-              </w:rPr>
-              <w:t>GT-CQ</w:t>
-            </w:r>
-          </w:p>
-        </w:tc>
-        <w:tc>
-          <w:tcPr>
-            <w:tcW w:type="dxa" w:w="4706"/>
-          </w:tcPr>
-          <w:p>
-            <w:r>
-              <w:rPr>
-                <w:b w:val="0"/>
-                <w:i w:val="0"/>
-                <w:sz w:val="17"/>
-              </w:rPr>
-              <w:t>Attention ! La dépense du répas pris à l'extérieur de Diaye Diouf (175 Fcfa) au cours de 7 derniers jours est relativement élevé.</w:t>
-            </w:r>
-          </w:p>
-        </w:tc>
-      </w:tr>
-      <w:tr>
-        <w:tc>
-          <w:tcPr>
-            <w:tcW w:type="dxa" w:w="964"/>
-          </w:tcPr>
-          <w:p>
-            <w:r>
-              <w:rPr>
-                <w:b/>
-                <w:i w:val="0"/>
-                <w:color w:val="EA580C"/>
-                <w:sz w:val="16"/>
-              </w:rPr>
-              <w:t>Moyenne</w:t>
-            </w:r>
-          </w:p>
-        </w:tc>
-        <w:tc>
-          <w:tcPr>
-            <w:tcW w:type="dxa" w:w="1247"/>
-          </w:tcPr>
-          <w:p>
-            <w:r>
-              <w:rPr>
-                <w:b/>
-                <w:i w:val="0"/>
-                <w:sz w:val="16"/>
-              </w:rPr>
-              <w:t>S07</w:t>
-              <w:br/>
-            </w:r>
-            <w:r>
-              <w:rPr>
-                <w:b w:val="0"/>
-                <w:i w:val="0"/>
-                <w:color w:val="64748B"/>
-                <w:sz w:val="14"/>
-              </w:rPr>
-              <w:t>Consommation alimentaire</w:t>
-            </w:r>
-          </w:p>
-        </w:tc>
-        <w:tc>
-          <w:tcPr>
-            <w:tcW w:type="dxa" w:w="1531"/>
-          </w:tcPr>
-          <w:p>
-            <w:r>
-              <w:rPr>
-                <w:b/>
-                <w:i w:val="0"/>
-                <w:color w:val="16A34A"/>
-                <w:sz w:val="16"/>
-              </w:rPr>
-              <w:t>—</w:t>
-            </w:r>
-          </w:p>
-        </w:tc>
-        <w:tc>
-          <w:tcPr>
-            <w:tcW w:type="dxa" w:w="1191"/>
-          </w:tcPr>
-          <w:p>
-            <w:r>
-              <w:rPr>
-                <w:b w:val="0"/>
-                <w:i w:val="0"/>
-                <w:color w:val="64748B"/>
-                <w:sz w:val="16"/>
-              </w:rPr>
-              <w:t>GT-CQ</w:t>
-            </w:r>
-          </w:p>
-        </w:tc>
-        <w:tc>
-          <w:tcPr>
-            <w:tcW w:type="dxa" w:w="4706"/>
-          </w:tcPr>
-          <w:p>
-            <w:r>
-              <w:rPr>
-                <w:b w:val="0"/>
-                <w:i w:val="0"/>
-                <w:sz w:val="17"/>
-              </w:rPr>
-              <w:t>Attention ! La dépense du répas pris à l'extérieur de Fatou dieye (175 Fcfa) au cours de 7 derniers jours est relativement élevé.</w:t>
-            </w:r>
-          </w:p>
-        </w:tc>
-      </w:tr>
-      <w:tr>
-        <w:tc>
-          <w:tcPr>
-            <w:tcW w:type="dxa" w:w="964"/>
-          </w:tcPr>
-          <w:p>
-            <w:r>
-              <w:rPr>
-                <w:b/>
-                <w:i w:val="0"/>
-                <w:color w:val="EA580C"/>
-                <w:sz w:val="16"/>
-              </w:rPr>
-              <w:t>Moyenne</w:t>
-            </w:r>
-          </w:p>
-        </w:tc>
-        <w:tc>
-          <w:tcPr>
-            <w:tcW w:type="dxa" w:w="1247"/>
-          </w:tcPr>
-          <w:p>
-            <w:r>
-              <w:rPr>
-                <w:b/>
-                <w:i w:val="0"/>
-                <w:sz w:val="16"/>
-              </w:rPr>
-              <w:t>S07</w:t>
-              <w:br/>
-            </w:r>
-            <w:r>
-              <w:rPr>
-                <w:b w:val="0"/>
-                <w:i w:val="0"/>
-                <w:color w:val="64748B"/>
-                <w:sz w:val="14"/>
-              </w:rPr>
-              <w:t>Consommation alimentaire</w:t>
-            </w:r>
-          </w:p>
-        </w:tc>
-        <w:tc>
-          <w:tcPr>
-            <w:tcW w:type="dxa" w:w="1531"/>
-          </w:tcPr>
-          <w:p>
-            <w:r>
-              <w:rPr>
-                <w:b/>
-                <w:i w:val="0"/>
-                <w:color w:val="16A34A"/>
-                <w:sz w:val="16"/>
-              </w:rPr>
-              <w:t>—</w:t>
-            </w:r>
-          </w:p>
-        </w:tc>
-        <w:tc>
-          <w:tcPr>
-            <w:tcW w:type="dxa" w:w="1191"/>
-          </w:tcPr>
-          <w:p>
-            <w:r>
-              <w:rPr>
-                <w:b w:val="0"/>
-                <w:i w:val="0"/>
-                <w:color w:val="64748B"/>
-                <w:sz w:val="16"/>
-              </w:rPr>
-              <w:t>GT-CQ</w:t>
-            </w:r>
-          </w:p>
-        </w:tc>
-        <w:tc>
-          <w:tcPr>
-            <w:tcW w:type="dxa" w:w="4706"/>
-          </w:tcPr>
-          <w:p>
-            <w:r>
-              <w:rPr>
-                <w:b w:val="0"/>
-                <w:i w:val="0"/>
-                <w:sz w:val="17"/>
-              </w:rPr>
-              <w:t>Attention ! La dépense du répas pris à l'extérieur de Matar Diagne (175 Fcfa) au cours de 7 derniers jours est relativement élevé.</w:t>
-            </w:r>
-          </w:p>
-        </w:tc>
-      </w:tr>
-      <w:tr>
-        <w:tc>
-          <w:tcPr>
-            <w:tcW w:type="dxa" w:w="964"/>
-          </w:tcPr>
-          <w:p>
-            <w:r>
-              <w:rPr>
-                <w:b/>
-                <w:i w:val="0"/>
-                <w:color w:val="EA580C"/>
-                <w:sz w:val="16"/>
-              </w:rPr>
-              <w:t>Moyenne</w:t>
-            </w:r>
-          </w:p>
-        </w:tc>
-        <w:tc>
-          <w:tcPr>
-            <w:tcW w:type="dxa" w:w="1247"/>
-          </w:tcPr>
-          <w:p>
-            <w:r>
-              <w:rPr>
-                <w:b/>
-                <w:i w:val="0"/>
-                <w:sz w:val="16"/>
-              </w:rPr>
-              <w:t>S07</w:t>
-              <w:br/>
-            </w:r>
-            <w:r>
-              <w:rPr>
-                <w:b w:val="0"/>
-                <w:i w:val="0"/>
-                <w:color w:val="64748B"/>
-                <w:sz w:val="14"/>
-              </w:rPr>
-              <w:t>Consommation alimentaire</w:t>
-            </w:r>
-          </w:p>
-        </w:tc>
-        <w:tc>
-          <w:tcPr>
-            <w:tcW w:type="dxa" w:w="1531"/>
-          </w:tcPr>
-          <w:p>
-            <w:r>
-              <w:rPr>
-                <w:b/>
-                <w:i w:val="0"/>
-                <w:color w:val="16A34A"/>
-                <w:sz w:val="16"/>
-              </w:rPr>
-              <w:t>—</w:t>
-            </w:r>
-          </w:p>
-        </w:tc>
-        <w:tc>
-          <w:tcPr>
-            <w:tcW w:type="dxa" w:w="1191"/>
-          </w:tcPr>
-          <w:p>
-            <w:r>
-              <w:rPr>
-                <w:b w:val="0"/>
-                <w:i w:val="0"/>
-                <w:color w:val="64748B"/>
-                <w:sz w:val="16"/>
-              </w:rPr>
-              <w:t>GT-CQ</w:t>
-            </w:r>
-          </w:p>
-        </w:tc>
-        <w:tc>
-          <w:tcPr>
-            <w:tcW w:type="dxa" w:w="4706"/>
-          </w:tcPr>
-          <w:p>
-            <w:r>
-              <w:rPr>
-                <w:b w:val="0"/>
-                <w:i w:val="0"/>
-                <w:sz w:val="17"/>
-              </w:rPr>
-              <w:t>Attention ! La dépense du répas pris à l'extérieur de Momath Diagne (175 Fcfa) au cours de 7 derniers jours est relativement élevé.</w:t>
-            </w:r>
-          </w:p>
-        </w:tc>
-      </w:tr>
-      <w:tr>
-        <w:tc>
-          <w:tcPr>
-            <w:tcW w:type="dxa" w:w="964"/>
-          </w:tcPr>
-          <w:p>
-            <w:r>
-              <w:rPr>
-                <w:b/>
-                <w:i w:val="0"/>
-                <w:color w:val="EA580C"/>
-                <w:sz w:val="16"/>
-              </w:rPr>
-              <w:t>Moyenne</w:t>
-            </w:r>
-          </w:p>
-        </w:tc>
-        <w:tc>
-          <w:tcPr>
-            <w:tcW w:type="dxa" w:w="1247"/>
-          </w:tcPr>
-          <w:p>
-            <w:r>
-              <w:rPr>
-                <w:b/>
-                <w:i w:val="0"/>
-                <w:sz w:val="16"/>
-              </w:rPr>
-              <w:t>S07</w:t>
-              <w:br/>
-            </w:r>
-            <w:r>
-              <w:rPr>
-                <w:b w:val="0"/>
-                <w:i w:val="0"/>
-                <w:color w:val="64748B"/>
-                <w:sz w:val="14"/>
-              </w:rPr>
-              <w:t>Consommation alimentaire</w:t>
-            </w:r>
-          </w:p>
-        </w:tc>
-        <w:tc>
-          <w:tcPr>
-            <w:tcW w:type="dxa" w:w="1531"/>
-          </w:tcPr>
-          <w:p>
-            <w:r>
-              <w:rPr>
-                <w:b/>
-                <w:i w:val="0"/>
-                <w:color w:val="16A34A"/>
-                <w:sz w:val="16"/>
-              </w:rPr>
-              <w:t>—</w:t>
-            </w:r>
-          </w:p>
-        </w:tc>
-        <w:tc>
-          <w:tcPr>
-            <w:tcW w:type="dxa" w:w="1191"/>
-          </w:tcPr>
-          <w:p>
-            <w:r>
-              <w:rPr>
-                <w:b w:val="0"/>
-                <w:i w:val="0"/>
-                <w:color w:val="64748B"/>
-                <w:sz w:val="16"/>
-              </w:rPr>
-              <w:t>GT-CQ</w:t>
-            </w:r>
-          </w:p>
-        </w:tc>
-        <w:tc>
-          <w:tcPr>
-            <w:tcW w:type="dxa" w:w="4706"/>
-          </w:tcPr>
-          <w:p>
-            <w:r>
-              <w:rPr>
-                <w:b w:val="0"/>
-                <w:i w:val="0"/>
-                <w:sz w:val="17"/>
-              </w:rPr>
-              <w:t>Attention ! La dépense du répas pris à l'extérieur de assane Diagne (175 Fcfa) au cours de 7 derniers jours est relativement élevé.</w:t>
-            </w:r>
-          </w:p>
-        </w:tc>
-      </w:tr>
-      <w:tr>
-        <w:tc>
-          <w:tcPr>
-            <w:tcW w:type="dxa" w:w="964"/>
-          </w:tcPr>
-          <w:p>
-            <w:r>
-              <w:rPr>
-                <w:b/>
-                <w:i w:val="0"/>
-                <w:color w:val="EA580C"/>
-                <w:sz w:val="16"/>
-              </w:rPr>
-              <w:t>Moyenne</w:t>
-            </w:r>
-          </w:p>
-        </w:tc>
-        <w:tc>
-          <w:tcPr>
-            <w:tcW w:type="dxa" w:w="1247"/>
-          </w:tcPr>
-          <w:p>
-            <w:r>
-              <w:rPr>
-                <w:b/>
-                <w:i w:val="0"/>
-                <w:sz w:val="16"/>
-              </w:rPr>
-              <w:t>S07</w:t>
-              <w:br/>
-            </w:r>
-            <w:r>
-              <w:rPr>
-                <w:b w:val="0"/>
-                <w:i w:val="0"/>
-                <w:color w:val="64748B"/>
-                <w:sz w:val="14"/>
-              </w:rPr>
-              <w:t>Consommation alimentaire</w:t>
-            </w:r>
-          </w:p>
-        </w:tc>
-        <w:tc>
-          <w:tcPr>
-            <w:tcW w:type="dxa" w:w="1531"/>
-          </w:tcPr>
-          <w:p>
-            <w:r>
-              <w:rPr>
-                <w:b/>
-                <w:i w:val="0"/>
-                <w:color w:val="16A34A"/>
-                <w:sz w:val="16"/>
-              </w:rPr>
-              <w:t>—</w:t>
-            </w:r>
-          </w:p>
-        </w:tc>
-        <w:tc>
-          <w:tcPr>
-            <w:tcW w:type="dxa" w:w="1191"/>
-          </w:tcPr>
-          <w:p>
-            <w:r>
-              <w:rPr>
-                <w:b w:val="0"/>
-                <w:i w:val="0"/>
-                <w:color w:val="64748B"/>
-                <w:sz w:val="16"/>
-              </w:rPr>
-              <w:t>GT-CQ</w:t>
-            </w:r>
-          </w:p>
-        </w:tc>
-        <w:tc>
-          <w:tcPr>
-            <w:tcW w:type="dxa" w:w="4706"/>
-          </w:tcPr>
-          <w:p>
-            <w:r>
-              <w:rPr>
-                <w:b w:val="0"/>
-                <w:i w:val="0"/>
-                <w:sz w:val="17"/>
-              </w:rPr>
-              <w:t>Attention ! La dépense du répas pris à l'extérieur de fatou Dieye2 (175 Fcfa) au cours de 7 derniers jours est relativement élevé.</w:t>
-            </w:r>
-          </w:p>
-        </w:tc>
-      </w:tr>
-      <w:tr>
-        <w:tc>
-          <w:tcPr>
-            <w:tcW w:type="dxa" w:w="964"/>
-          </w:tcPr>
-          <w:p>
-            <w:r>
-              <w:rPr>
-                <w:b/>
-                <w:i w:val="0"/>
-                <w:color w:val="EA580C"/>
-                <w:sz w:val="16"/>
-              </w:rPr>
-              <w:t>Moyenne</w:t>
-            </w:r>
-          </w:p>
-        </w:tc>
-        <w:tc>
-          <w:tcPr>
-            <w:tcW w:type="dxa" w:w="1247"/>
-          </w:tcPr>
-          <w:p>
-            <w:r>
-              <w:rPr>
-                <w:b/>
-                <w:i w:val="0"/>
-                <w:sz w:val="16"/>
-              </w:rPr>
-              <w:t>S07</w:t>
-              <w:br/>
-            </w:r>
-            <w:r>
-              <w:rPr>
-                <w:b w:val="0"/>
-                <w:i w:val="0"/>
-                <w:color w:val="64748B"/>
-                <w:sz w:val="14"/>
-              </w:rPr>
-              <w:t>Consommation alimentaire</w:t>
-            </w:r>
-          </w:p>
-        </w:tc>
-        <w:tc>
-          <w:tcPr>
-            <w:tcW w:type="dxa" w:w="1531"/>
-          </w:tcPr>
-          <w:p>
-            <w:r>
-              <w:rPr>
-                <w:b/>
-                <w:i w:val="0"/>
-                <w:color w:val="16A34A"/>
-                <w:sz w:val="16"/>
-              </w:rPr>
-              <w:t>—</w:t>
-            </w:r>
-          </w:p>
-        </w:tc>
-        <w:tc>
-          <w:tcPr>
-            <w:tcW w:type="dxa" w:w="1191"/>
-          </w:tcPr>
-          <w:p>
-            <w:r>
-              <w:rPr>
-                <w:b w:val="0"/>
-                <w:i w:val="0"/>
-                <w:color w:val="64748B"/>
-                <w:sz w:val="16"/>
-              </w:rPr>
-              <w:t>GT-CQ</w:t>
-            </w:r>
-          </w:p>
-        </w:tc>
-        <w:tc>
-          <w:tcPr>
-            <w:tcW w:type="dxa" w:w="4706"/>
-          </w:tcPr>
-          <w:p>
-            <w:r>
-              <w:rPr>
-                <w:b w:val="0"/>
-                <w:i w:val="0"/>
-                <w:sz w:val="17"/>
-              </w:rPr>
-              <w:t>Attention ! La dépense du répas pris à l'extérieur de fatou top Diagne (175 Fcfa) au cours de 7 derniers jours est relativement élevé.</w:t>
-            </w:r>
-          </w:p>
-        </w:tc>
-      </w:tr>
-      <w:tr>
-        <w:tc>
-          <w:tcPr>
-            <w:tcW w:type="dxa" w:w="964"/>
-          </w:tcPr>
-          <w:p>
-            <w:r>
-              <w:rPr>
-                <w:b/>
-                <w:i w:val="0"/>
-                <w:color w:val="EA580C"/>
-                <w:sz w:val="16"/>
-              </w:rPr>
-              <w:t>Moyenne</w:t>
-            </w:r>
-          </w:p>
-        </w:tc>
-        <w:tc>
-          <w:tcPr>
-            <w:tcW w:type="dxa" w:w="1247"/>
-          </w:tcPr>
-          <w:p>
-            <w:r>
-              <w:rPr>
-                <w:b/>
-                <w:i w:val="0"/>
-                <w:sz w:val="16"/>
-              </w:rPr>
-              <w:t>S07</w:t>
-              <w:br/>
-            </w:r>
-            <w:r>
-              <w:rPr>
-                <w:b w:val="0"/>
-                <w:i w:val="0"/>
-                <w:color w:val="64748B"/>
-                <w:sz w:val="14"/>
-              </w:rPr>
-              <w:t>Consommation alimentaire</w:t>
-            </w:r>
-          </w:p>
-        </w:tc>
-        <w:tc>
-          <w:tcPr>
-            <w:tcW w:type="dxa" w:w="1531"/>
-          </w:tcPr>
-          <w:p>
-            <w:r>
-              <w:rPr>
-                <w:b/>
-                <w:i w:val="0"/>
-                <w:color w:val="16A34A"/>
-                <w:sz w:val="16"/>
-              </w:rPr>
-              <w:t>—</w:t>
-            </w:r>
-          </w:p>
-        </w:tc>
-        <w:tc>
-          <w:tcPr>
-            <w:tcW w:type="dxa" w:w="1191"/>
-          </w:tcPr>
-          <w:p>
-            <w:r>
-              <w:rPr>
-                <w:b w:val="0"/>
-                <w:i w:val="0"/>
-                <w:color w:val="64748B"/>
-                <w:sz w:val="16"/>
-              </w:rPr>
-              <w:t>GT-CQ</w:t>
-            </w:r>
-          </w:p>
-        </w:tc>
-        <w:tc>
-          <w:tcPr>
-            <w:tcW w:type="dxa" w:w="4706"/>
-          </w:tcPr>
-          <w:p>
-            <w:r>
-              <w:rPr>
-                <w:b w:val="0"/>
-                <w:i w:val="0"/>
-                <w:sz w:val="17"/>
-              </w:rPr>
-              <w:t>Attention ! La dépense du répas pris à l'extérieur de mamath diagne (175 Fcfa) au cours de 7 derniers jours est relativement élevé.</w:t>
-            </w:r>
-          </w:p>
-        </w:tc>
-      </w:tr>
-      <w:tr>
-        <w:tc>
-          <w:tcPr>
-            <w:tcW w:type="dxa" w:w="964"/>
-          </w:tcPr>
-          <w:p>
-            <w:r>
-              <w:rPr>
-                <w:b/>
-                <w:i w:val="0"/>
-                <w:color w:val="EA580C"/>
-                <w:sz w:val="16"/>
-              </w:rPr>
-              <w:t>Moyenne</w:t>
-            </w:r>
-          </w:p>
-        </w:tc>
-        <w:tc>
-          <w:tcPr>
-            <w:tcW w:type="dxa" w:w="1247"/>
-          </w:tcPr>
-          <w:p>
-            <w:r>
-              <w:rPr>
-                <w:b/>
-                <w:i w:val="0"/>
-                <w:sz w:val="16"/>
-              </w:rPr>
-              <w:t>S07</w:t>
-              <w:br/>
-            </w:r>
-            <w:r>
-              <w:rPr>
-                <w:b w:val="0"/>
-                <w:i w:val="0"/>
-                <w:color w:val="64748B"/>
-                <w:sz w:val="14"/>
-              </w:rPr>
-              <w:t>Consommation alimentaire</w:t>
-            </w:r>
-          </w:p>
-        </w:tc>
-        <w:tc>
-          <w:tcPr>
-            <w:tcW w:type="dxa" w:w="1531"/>
-          </w:tcPr>
-          <w:p>
-            <w:r>
-              <w:rPr>
-                <w:b/>
-                <w:i w:val="0"/>
-                <w:color w:val="16A34A"/>
-                <w:sz w:val="16"/>
-              </w:rPr>
-              <w:t>—</w:t>
-            </w:r>
-          </w:p>
-        </w:tc>
-        <w:tc>
-          <w:tcPr>
-            <w:tcW w:type="dxa" w:w="1191"/>
-          </w:tcPr>
-          <w:p>
-            <w:r>
-              <w:rPr>
-                <w:b w:val="0"/>
-                <w:i w:val="0"/>
-                <w:color w:val="64748B"/>
-                <w:sz w:val="16"/>
-              </w:rPr>
-              <w:t>GT-CQ</w:t>
-            </w:r>
-          </w:p>
-        </w:tc>
-        <w:tc>
-          <w:tcPr>
-            <w:tcW w:type="dxa" w:w="4706"/>
-          </w:tcPr>
-          <w:p>
-            <w:r>
-              <w:rPr>
-                <w:b w:val="0"/>
-                <w:i w:val="0"/>
-                <w:sz w:val="17"/>
-              </w:rPr>
-              <w:t>Attention ! La dépense du répas pris à l'extérieur de mingué Diagne (175 Fcfa) au cours de 7 derniers jours est relativement élevé.</w:t>
-            </w:r>
-          </w:p>
-        </w:tc>
-      </w:tr>
-      <w:tr>
-        <w:tc>
-          <w:tcPr>
-            <w:tcW w:type="dxa" w:w="964"/>
-          </w:tcPr>
-          <w:p>
-            <w:r>
-              <w:rPr>
-                <w:b/>
-                <w:i w:val="0"/>
-                <w:color w:val="EA580C"/>
-                <w:sz w:val="16"/>
-              </w:rPr>
-              <w:t>Moyenne</w:t>
-            </w:r>
-          </w:p>
-        </w:tc>
-        <w:tc>
-          <w:tcPr>
-            <w:tcW w:type="dxa" w:w="1247"/>
-          </w:tcPr>
-          <w:p>
-            <w:r>
-              <w:rPr>
-                <w:b/>
-                <w:i w:val="0"/>
-                <w:sz w:val="16"/>
-              </w:rPr>
-              <w:t>S07</w:t>
-              <w:br/>
-            </w:r>
-            <w:r>
-              <w:rPr>
-                <w:b w:val="0"/>
-                <w:i w:val="0"/>
-                <w:color w:val="64748B"/>
-                <w:sz w:val="14"/>
-              </w:rPr>
-              <w:t>Consommation alimentaire</w:t>
-            </w:r>
-          </w:p>
-        </w:tc>
-        <w:tc>
-          <w:tcPr>
-            <w:tcW w:type="dxa" w:w="1531"/>
-          </w:tcPr>
-          <w:p>
-            <w:r>
-              <w:rPr>
-                <w:b/>
-                <w:i w:val="0"/>
-                <w:color w:val="16A34A"/>
-                <w:sz w:val="16"/>
-              </w:rPr>
-              <w:t>—</w:t>
-            </w:r>
-          </w:p>
-        </w:tc>
-        <w:tc>
-          <w:tcPr>
-            <w:tcW w:type="dxa" w:w="1191"/>
-          </w:tcPr>
-          <w:p>
-            <w:r>
-              <w:rPr>
-                <w:b w:val="0"/>
-                <w:i w:val="0"/>
-                <w:color w:val="64748B"/>
-                <w:sz w:val="16"/>
-              </w:rPr>
-              <w:t>GT-CQ</w:t>
-            </w:r>
-          </w:p>
-        </w:tc>
-        <w:tc>
-          <w:tcPr>
-            <w:tcW w:type="dxa" w:w="4706"/>
-          </w:tcPr>
-          <w:p>
-            <w:r>
-              <w:rPr>
-                <w:b w:val="0"/>
-                <w:i w:val="0"/>
-                <w:sz w:val="17"/>
-              </w:rPr>
-              <w:t>Attention ! La dépense du répas pris à l'extérieur de yacine diagne (175 Fcfa) au cours de 7 derniers jours est relativement élevé.</w:t>
-            </w:r>
-          </w:p>
-        </w:tc>
-      </w:tr>
-      <w:tr>
-        <w:tc>
-          <w:tcPr>
-            <w:tcW w:type="dxa" w:w="964"/>
-          </w:tcPr>
-          <w:p>
-            <w:r>
-              <w:rPr>
-                <w:b/>
-                <w:i w:val="0"/>
-                <w:color w:val="EA580C"/>
-                <w:sz w:val="16"/>
-              </w:rPr>
-              <w:t>Moyenne</w:t>
-            </w:r>
-          </w:p>
-        </w:tc>
-        <w:tc>
-          <w:tcPr>
-            <w:tcW w:type="dxa" w:w="1247"/>
-          </w:tcPr>
-          <w:p>
-            <w:r>
-              <w:rPr>
-                <w:b/>
-                <w:i w:val="0"/>
-                <w:sz w:val="16"/>
-              </w:rPr>
-              <w:t>S07</w:t>
-              <w:br/>
-            </w:r>
-            <w:r>
-              <w:rPr>
-                <w:b w:val="0"/>
-                <w:i w:val="0"/>
-                <w:color w:val="64748B"/>
-                <w:sz w:val="14"/>
-              </w:rPr>
-              <w:t>Consommation alimentaire</w:t>
-            </w:r>
-          </w:p>
-        </w:tc>
-        <w:tc>
-          <w:tcPr>
-            <w:tcW w:type="dxa" w:w="1531"/>
-          </w:tcPr>
-          <w:p>
-            <w:r>
-              <w:rPr>
-                <w:b/>
-                <w:i w:val="0"/>
-                <w:color w:val="16A34A"/>
-                <w:sz w:val="16"/>
-              </w:rPr>
-              <w:t>—</w:t>
-            </w:r>
-          </w:p>
-        </w:tc>
-        <w:tc>
-          <w:tcPr>
-            <w:tcW w:type="dxa" w:w="1191"/>
-          </w:tcPr>
-          <w:p>
-            <w:r>
-              <w:rPr>
-                <w:b w:val="0"/>
-                <w:i w:val="0"/>
-                <w:color w:val="64748B"/>
-                <w:sz w:val="16"/>
-              </w:rPr>
-              <w:t>GT-CQ</w:t>
-            </w:r>
-          </w:p>
-        </w:tc>
-        <w:tc>
-          <w:tcPr>
-            <w:tcW w:type="dxa" w:w="4706"/>
-          </w:tcPr>
-          <w:p>
-            <w:r>
-              <w:rPr>
-                <w:b w:val="0"/>
-                <w:i w:val="0"/>
-                <w:sz w:val="17"/>
-              </w:rPr>
-              <w:t>Attention ! Le prix unitaire d'achat (35 Fcfa) de Cube alimentaire (Maggi, Jumbo, ) et bouillon en poudre en Cube (Moyen) est relativement élevé par rapport aux autres prix observés dans cette zone.</w:t>
-            </w:r>
-          </w:p>
-        </w:tc>
-      </w:tr>
-      <w:tr>
-        <w:tc>
-          <w:tcPr>
-            <w:tcW w:type="dxa" w:w="964"/>
-          </w:tcPr>
-          <w:p>
-            <w:r>
-              <w:rPr>
-                <w:b/>
-                <w:i w:val="0"/>
-                <w:color w:val="EA580C"/>
-                <w:sz w:val="16"/>
-              </w:rPr>
-              <w:t>Moyenne</w:t>
-            </w:r>
-          </w:p>
-        </w:tc>
-        <w:tc>
-          <w:tcPr>
-            <w:tcW w:type="dxa" w:w="1247"/>
-          </w:tcPr>
-          <w:p>
-            <w:r>
-              <w:rPr>
-                <w:b/>
-                <w:i w:val="0"/>
-                <w:sz w:val="16"/>
-              </w:rPr>
-              <w:t>S07</w:t>
-              <w:br/>
-            </w:r>
-            <w:r>
-              <w:rPr>
-                <w:b w:val="0"/>
-                <w:i w:val="0"/>
-                <w:color w:val="64748B"/>
-                <w:sz w:val="14"/>
-              </w:rPr>
-              <w:t>Consommation alimentaire</w:t>
-            </w:r>
-          </w:p>
-        </w:tc>
-        <w:tc>
-          <w:tcPr>
-            <w:tcW w:type="dxa" w:w="1531"/>
-          </w:tcPr>
-          <w:p>
-            <w:r>
-              <w:rPr>
-                <w:b/>
-                <w:i w:val="0"/>
-                <w:color w:val="16A34A"/>
-                <w:sz w:val="16"/>
-              </w:rPr>
-              <w:t>—</w:t>
-            </w:r>
-          </w:p>
-        </w:tc>
-        <w:tc>
-          <w:tcPr>
-            <w:tcW w:type="dxa" w:w="1191"/>
-          </w:tcPr>
-          <w:p>
-            <w:r>
-              <w:rPr>
-                <w:b w:val="0"/>
-                <w:i w:val="0"/>
-                <w:color w:val="64748B"/>
-                <w:sz w:val="16"/>
-              </w:rPr>
-              <w:t>GT-CQ</w:t>
-            </w:r>
-          </w:p>
-        </w:tc>
-        <w:tc>
-          <w:tcPr>
-            <w:tcW w:type="dxa" w:w="4706"/>
-          </w:tcPr>
-          <w:p>
-            <w:r>
-              <w:rPr>
-                <w:b w:val="0"/>
-                <w:i w:val="0"/>
-                <w:sz w:val="17"/>
-              </w:rPr>
-              <w:t>Prière de corriger ou de confirmer avec le QG.</w:t>
-            </w:r>
-          </w:p>
-        </w:tc>
-      </w:tr>
-      <w:tr>
-        <w:tc>
-          <w:tcPr>
-            <w:tcW w:type="dxa" w:w="964"/>
-          </w:tcPr>
-          <w:p>
-            <w:r>
-              <w:rPr>
-                <w:b/>
-                <w:i w:val="0"/>
-                <w:color w:val="EA580C"/>
-                <w:sz w:val="16"/>
-              </w:rPr>
-              <w:t>Moyenne</w:t>
-            </w:r>
-          </w:p>
-        </w:tc>
-        <w:tc>
-          <w:tcPr>
-            <w:tcW w:type="dxa" w:w="1247"/>
-          </w:tcPr>
-          <w:p>
-            <w:r>
-              <w:rPr>
-                <w:b/>
-                <w:i w:val="0"/>
-                <w:sz w:val="16"/>
-              </w:rPr>
-              <w:t>S07</w:t>
-              <w:br/>
-            </w:r>
-            <w:r>
-              <w:rPr>
-                <w:b w:val="0"/>
-                <w:i w:val="0"/>
-                <w:color w:val="64748B"/>
-                <w:sz w:val="14"/>
-              </w:rPr>
-              <w:t>Consommation alimentaire</w:t>
-            </w:r>
-          </w:p>
-        </w:tc>
-        <w:tc>
-          <w:tcPr>
-            <w:tcW w:type="dxa" w:w="1531"/>
-          </w:tcPr>
-          <w:p>
-            <w:r>
-              <w:rPr>
-                <w:b/>
-                <w:i w:val="0"/>
-                <w:color w:val="16A34A"/>
-                <w:sz w:val="16"/>
-              </w:rPr>
-              <w:t>—</w:t>
-            </w:r>
-          </w:p>
-        </w:tc>
-        <w:tc>
-          <w:tcPr>
-            <w:tcW w:type="dxa" w:w="1191"/>
-          </w:tcPr>
-          <w:p>
-            <w:r>
-              <w:rPr>
-                <w:b w:val="0"/>
-                <w:i w:val="0"/>
-                <w:color w:val="64748B"/>
-                <w:sz w:val="16"/>
-              </w:rPr>
-              <w:t>GT-CQ</w:t>
-            </w:r>
-          </w:p>
-        </w:tc>
-        <w:tc>
-          <w:tcPr>
-            <w:tcW w:type="dxa" w:w="4706"/>
-          </w:tcPr>
-          <w:p>
-            <w:r>
-              <w:rPr>
-                <w:b w:val="0"/>
-                <w:i w:val="0"/>
-                <w:sz w:val="17"/>
-              </w:rPr>
-              <w:t>Etes vous sur d'avoir selectionner la bonne unitée ? prière de verifier et corriger.</w:t>
-            </w:r>
-          </w:p>
-        </w:tc>
-      </w:tr>
-      <w:tr>
-        <w:tc>
-          <w:tcPr>
-            <w:tcW w:type="dxa" w:w="964"/>
-          </w:tcPr>
-          <w:p>
-            <w:r>
-              <w:rPr>
-                <w:b/>
-                <w:i w:val="0"/>
-                <w:color w:val="EA580C"/>
-                <w:sz w:val="16"/>
-              </w:rPr>
-              <w:t>Moyenne</w:t>
-            </w:r>
-          </w:p>
-        </w:tc>
-        <w:tc>
-          <w:tcPr>
-            <w:tcW w:type="dxa" w:w="1247"/>
-          </w:tcPr>
-          <w:p>
-            <w:r>
-              <w:rPr>
-                <w:b/>
-                <w:i w:val="0"/>
-                <w:sz w:val="16"/>
-              </w:rPr>
-              <w:t>S09</w:t>
-              <w:br/>
-            </w:r>
-            <w:r>
-              <w:rPr>
-                <w:b w:val="0"/>
-                <w:i w:val="0"/>
-                <w:color w:val="64748B"/>
-                <w:sz w:val="14"/>
-              </w:rPr>
-              <w:t>Dépenses non alimentaires</w:t>
-            </w:r>
-          </w:p>
-        </w:tc>
-        <w:tc>
-          <w:tcPr>
-            <w:tcW w:type="dxa" w:w="1531"/>
-          </w:tcPr>
-          <w:p>
-            <w:r>
-              <w:rPr>
-                <w:b/>
-                <w:i w:val="0"/>
-                <w:color w:val="16A34A"/>
-                <w:sz w:val="16"/>
-              </w:rPr>
-              <w:t>s01q23, s01q00b, s01q23_autre</w:t>
-            </w:r>
-          </w:p>
-        </w:tc>
-        <w:tc>
-          <w:tcPr>
-            <w:tcW w:type="dxa" w:w="1191"/>
-          </w:tcPr>
-          <w:p>
-            <w:r>
-              <w:rPr>
-                <w:b w:val="0"/>
-                <w:i w:val="0"/>
-                <w:color w:val="64748B"/>
-                <w:sz w:val="16"/>
-              </w:rPr>
-              <w:t>GT-CQ</w:t>
-            </w:r>
-          </w:p>
-        </w:tc>
-        <w:tc>
-          <w:tcPr>
-            <w:tcW w:type="dxa" w:w="4706"/>
-          </w:tcPr>
-          <w:p>
-            <w:r>
-              <w:rPr>
-                <w:b w:val="0"/>
-                <w:i w:val="0"/>
-                <w:sz w:val="17"/>
-              </w:rPr>
-              <w:t>La dernière fois que vous avez acheté Bois de chauffe ramassé/coupé (estimer la valeur) est forêt et semble exister dans les modalités, prière de prendre attache avec le QG pour plus d'explication afin de la classer bien.</w:t>
-            </w:r>
-          </w:p>
-        </w:tc>
-      </w:tr>
-      <w:tr>
-        <w:tc>
-          <w:tcPr>
-            <w:tcW w:type="dxa" w:w="964"/>
-          </w:tcPr>
-          <w:p>
-            <w:r>
-              <w:rPr>
-                <w:b/>
-                <w:i w:val="0"/>
-                <w:color w:val="EA580C"/>
-                <w:sz w:val="16"/>
-              </w:rPr>
-              <w:t>Moyenne</w:t>
-            </w:r>
-          </w:p>
-        </w:tc>
-        <w:tc>
-          <w:tcPr>
-            <w:tcW w:type="dxa" w:w="1247"/>
-          </w:tcPr>
-          <w:p>
-            <w:r>
-              <w:rPr>
-                <w:b/>
-                <w:i w:val="0"/>
-                <w:sz w:val="16"/>
-              </w:rPr>
-              <w:t>S09</w:t>
-              <w:br/>
-            </w:r>
-            <w:r>
-              <w:rPr>
-                <w:b w:val="0"/>
-                <w:i w:val="0"/>
-                <w:color w:val="64748B"/>
-                <w:sz w:val="14"/>
-              </w:rPr>
-              <w:t>Dépenses non alimentaires</w:t>
-            </w:r>
-          </w:p>
-        </w:tc>
-        <w:tc>
-          <w:tcPr>
-            <w:tcW w:type="dxa" w:w="1531"/>
-          </w:tcPr>
-          <w:p>
-            <w:r>
-              <w:rPr>
-                <w:b/>
-                <w:i w:val="0"/>
-                <w:color w:val="16A34A"/>
-                <w:sz w:val="16"/>
-              </w:rPr>
-              <w:t>—</w:t>
-            </w:r>
-          </w:p>
-        </w:tc>
-        <w:tc>
-          <w:tcPr>
-            <w:tcW w:type="dxa" w:w="1191"/>
-          </w:tcPr>
-          <w:p>
-            <w:r>
-              <w:rPr>
-                <w:b w:val="0"/>
-                <w:i w:val="0"/>
-                <w:color w:val="64748B"/>
-                <w:sz w:val="16"/>
-              </w:rPr>
-              <w:t>GT-CQ</w:t>
-            </w:r>
-          </w:p>
-        </w:tc>
-        <w:tc>
-          <w:tcPr>
-            <w:tcW w:type="dxa" w:w="4706"/>
-          </w:tcPr>
-          <w:p>
-            <w:r>
-              <w:rPr>
-                <w:b w:val="0"/>
-                <w:i w:val="0"/>
-                <w:sz w:val="17"/>
-              </w:rPr>
-              <w:t>Attention ! La dépense du ménage de MOMATH DIAGNE (20000 Fcfa) au cours de 3 derniers mois de Services de réparation et d'entretien (vidange, graissage, gonflage de pneu etc.</w:t>
-            </w:r>
-          </w:p>
-        </w:tc>
-      </w:tr>
-      <w:tr>
-        <w:tc>
-          <w:tcPr>
-            <w:tcW w:type="dxa" w:w="964"/>
-          </w:tcPr>
-          <w:p>
-            <w:r>
-              <w:rPr>
-                <w:b/>
-                <w:i w:val="0"/>
-                <w:color w:val="EA580C"/>
-                <w:sz w:val="16"/>
-              </w:rPr>
-              <w:t>Moyenne</w:t>
-            </w:r>
-          </w:p>
-        </w:tc>
-        <w:tc>
-          <w:tcPr>
-            <w:tcW w:type="dxa" w:w="1247"/>
-          </w:tcPr>
-          <w:p>
-            <w:r>
-              <w:rPr>
-                <w:b/>
-                <w:i w:val="0"/>
-                <w:sz w:val="16"/>
-              </w:rPr>
-              <w:t>S09</w:t>
-              <w:br/>
-            </w:r>
-            <w:r>
-              <w:rPr>
-                <w:b w:val="0"/>
-                <w:i w:val="0"/>
-                <w:color w:val="64748B"/>
-                <w:sz w:val="14"/>
-              </w:rPr>
-              <w:t>Dépenses non alimentaires</w:t>
-            </w:r>
-          </w:p>
-        </w:tc>
-        <w:tc>
-          <w:tcPr>
-            <w:tcW w:type="dxa" w:w="1531"/>
-          </w:tcPr>
-          <w:p>
-            <w:r>
-              <w:rPr>
-                <w:b/>
-                <w:i w:val="0"/>
-                <w:color w:val="16A34A"/>
-                <w:sz w:val="16"/>
-              </w:rPr>
-              <w:t>—</w:t>
-            </w:r>
-          </w:p>
-        </w:tc>
-        <w:tc>
-          <w:tcPr>
-            <w:tcW w:type="dxa" w:w="1191"/>
-          </w:tcPr>
-          <w:p>
-            <w:r>
-              <w:rPr>
-                <w:b w:val="0"/>
-                <w:i w:val="0"/>
-                <w:color w:val="64748B"/>
-                <w:sz w:val="16"/>
-              </w:rPr>
-              <w:t>GT-CQ</w:t>
-            </w:r>
-          </w:p>
-        </w:tc>
-        <w:tc>
-          <w:tcPr>
-            <w:tcW w:type="dxa" w:w="4706"/>
-          </w:tcPr>
-          <w:p>
-            <w:r>
-              <w:rPr>
-                <w:b w:val="0"/>
-                <w:i w:val="0"/>
-                <w:sz w:val="17"/>
-              </w:rPr>
-              <w:t>) de moyens de transport personnel (voitures, motos, bicyclette, etc.</w:t>
-            </w:r>
-          </w:p>
-        </w:tc>
-      </w:tr>
-      <w:tr>
-        <w:tc>
-          <w:tcPr>
-            <w:tcW w:type="dxa" w:w="964"/>
-          </w:tcPr>
-          <w:p>
-            <w:r>
-              <w:rPr>
-                <w:b/>
-                <w:i w:val="0"/>
-                <w:color w:val="EA580C"/>
-                <w:sz w:val="16"/>
-              </w:rPr>
-              <w:t>Moyenne</w:t>
-            </w:r>
-          </w:p>
-        </w:tc>
-        <w:tc>
-          <w:tcPr>
-            <w:tcW w:type="dxa" w:w="1247"/>
-          </w:tcPr>
-          <w:p>
-            <w:r>
-              <w:rPr>
-                <w:b/>
-                <w:i w:val="0"/>
-                <w:sz w:val="16"/>
-              </w:rPr>
-              <w:t>S09</w:t>
-              <w:br/>
-            </w:r>
-            <w:r>
-              <w:rPr>
-                <w:b w:val="0"/>
-                <w:i w:val="0"/>
-                <w:color w:val="64748B"/>
-                <w:sz w:val="14"/>
-              </w:rPr>
-              <w:t>Dépenses non alimentaires</w:t>
-            </w:r>
-          </w:p>
-        </w:tc>
-        <w:tc>
-          <w:tcPr>
-            <w:tcW w:type="dxa" w:w="1531"/>
-          </w:tcPr>
-          <w:p>
-            <w:r>
-              <w:rPr>
-                <w:b/>
-                <w:i w:val="0"/>
-                <w:color w:val="16A34A"/>
-                <w:sz w:val="16"/>
-              </w:rPr>
-              <w:t>—</w:t>
-            </w:r>
-          </w:p>
-        </w:tc>
-        <w:tc>
-          <w:tcPr>
-            <w:tcW w:type="dxa" w:w="1191"/>
-          </w:tcPr>
-          <w:p>
-            <w:r>
-              <w:rPr>
-                <w:b w:val="0"/>
-                <w:i w:val="0"/>
-                <w:color w:val="64748B"/>
-                <w:sz w:val="16"/>
-              </w:rPr>
-              <w:t>GT-CQ</w:t>
-            </w:r>
-          </w:p>
-        </w:tc>
-        <w:tc>
-          <w:tcPr>
-            <w:tcW w:type="dxa" w:w="4706"/>
-          </w:tcPr>
-          <w:p>
-            <w:r>
-              <w:rPr>
-                <w:b w:val="0"/>
-                <w:i w:val="0"/>
-                <w:sz w:val="17"/>
-              </w:rPr>
-              <w:t>) est relativement élevé.</w:t>
-            </w:r>
-          </w:p>
-        </w:tc>
-      </w:tr>
-      <w:tr>
-        <w:tc>
-          <w:tcPr>
-            <w:tcW w:type="dxa" w:w="964"/>
-          </w:tcPr>
-          <w:p>
-            <w:r>
-              <w:rPr>
-                <w:b/>
-                <w:i w:val="0"/>
-                <w:color w:val="EA580C"/>
-                <w:sz w:val="16"/>
-              </w:rPr>
-              <w:t>Moyenne</w:t>
-            </w:r>
-          </w:p>
-        </w:tc>
-        <w:tc>
-          <w:tcPr>
-            <w:tcW w:type="dxa" w:w="1247"/>
-          </w:tcPr>
-          <w:p>
-            <w:r>
-              <w:rPr>
-                <w:b/>
-                <w:i w:val="0"/>
-                <w:sz w:val="16"/>
-              </w:rPr>
-              <w:t>S09</w:t>
-              <w:br/>
-            </w:r>
-            <w:r>
-              <w:rPr>
-                <w:b w:val="0"/>
-                <w:i w:val="0"/>
-                <w:color w:val="64748B"/>
-                <w:sz w:val="14"/>
-              </w:rPr>
-              <w:t>Dépenses non alimentaires</w:t>
-            </w:r>
-          </w:p>
-        </w:tc>
-        <w:tc>
-          <w:tcPr>
-            <w:tcW w:type="dxa" w:w="1531"/>
-          </w:tcPr>
-          <w:p>
-            <w:r>
-              <w:rPr>
-                <w:b/>
-                <w:i w:val="0"/>
-                <w:color w:val="16A34A"/>
-                <w:sz w:val="16"/>
-              </w:rPr>
-              <w:t>—</w:t>
-            </w:r>
-          </w:p>
-        </w:tc>
-        <w:tc>
-          <w:tcPr>
-            <w:tcW w:type="dxa" w:w="1191"/>
-          </w:tcPr>
-          <w:p>
-            <w:r>
-              <w:rPr>
-                <w:b w:val="0"/>
-                <w:i w:val="0"/>
-                <w:color w:val="64748B"/>
-                <w:sz w:val="16"/>
-              </w:rPr>
-              <w:t>GT-CQ</w:t>
-            </w:r>
-          </w:p>
-        </w:tc>
-        <w:tc>
-          <w:tcPr>
-            <w:tcW w:type="dxa" w:w="4706"/>
-          </w:tcPr>
-          <w:p>
-            <w:r>
-              <w:rPr>
-                <w:b w:val="0"/>
-                <w:i w:val="0"/>
-                <w:sz w:val="17"/>
-              </w:rPr>
-              <w:t>Prière de corriger ou de confirmer avec le QG.</w:t>
-            </w:r>
-          </w:p>
-        </w:tc>
-      </w:tr>
-      <w:tr>
-        <w:tc>
-          <w:tcPr>
-            <w:tcW w:type="dxa" w:w="964"/>
-          </w:tcPr>
-          <w:p>
-            <w:r>
-              <w:rPr>
-                <w:b/>
-                <w:i w:val="0"/>
-                <w:color w:val="EA580C"/>
-                <w:sz w:val="16"/>
-              </w:rPr>
-              <w:t>Moyenne</w:t>
-            </w:r>
-          </w:p>
-        </w:tc>
-        <w:tc>
-          <w:tcPr>
-            <w:tcW w:type="dxa" w:w="1247"/>
-          </w:tcPr>
-          <w:p>
-            <w:r>
-              <w:rPr>
-                <w:b/>
-                <w:i w:val="0"/>
-                <w:sz w:val="16"/>
-              </w:rPr>
-              <w:t>S10</w:t>
-              <w:br/>
-            </w:r>
-            <w:r>
-              <w:rPr>
-                <w:b w:val="0"/>
-                <w:i w:val="0"/>
-                <w:color w:val="64748B"/>
-                <w:sz w:val="14"/>
-              </w:rPr>
-              <w:t>Logement</w:t>
-            </w:r>
-          </w:p>
-        </w:tc>
-        <w:tc>
-          <w:tcPr>
-            <w:tcW w:type="dxa" w:w="1531"/>
-          </w:tcPr>
-          <w:p>
-            <w:r>
-              <w:rPr>
-                <w:b/>
-                <w:i w:val="0"/>
-                <w:color w:val="16A34A"/>
-                <w:sz w:val="16"/>
-              </w:rPr>
-              <w:t>s00q07a, s00q08, s00q10, s00q13_0, s00q15_0, s00q17_0, s00q23a, s00q23b</w:t>
-            </w:r>
-          </w:p>
-        </w:tc>
-        <w:tc>
-          <w:tcPr>
-            <w:tcW w:type="dxa" w:w="1191"/>
-          </w:tcPr>
-          <w:p>
-            <w:r>
-              <w:rPr>
-                <w:b w:val="0"/>
-                <w:i w:val="0"/>
-                <w:color w:val="64748B"/>
-                <w:sz w:val="16"/>
-              </w:rPr>
-              <w:t>GT-CQ</w:t>
-            </w:r>
-          </w:p>
-        </w:tc>
-        <w:tc>
-          <w:tcPr>
-            <w:tcW w:type="dxa" w:w="4706"/>
-          </w:tcPr>
-          <w:p>
-            <w:r>
-              <w:rPr>
-                <w:b w:val="0"/>
-                <w:i w:val="0"/>
-                <w:sz w:val="17"/>
-              </w:rPr>
-              <w:t>Le Nombre  d'entreprise declaré entre 10.02 à 10.10 est different de celui declaré en 10.12, veuillez verifier cette information.</w:t>
-            </w:r>
-          </w:p>
-        </w:tc>
-      </w:tr>
-      <w:tr>
-        <w:tc>
-          <w:tcPr>
-            <w:tcW w:type="dxa" w:w="964"/>
-          </w:tcPr>
-          <w:p>
-            <w:r>
-              <w:rPr>
-                <w:b/>
-                <w:i w:val="0"/>
-                <w:color w:val="EA580C"/>
-                <w:sz w:val="16"/>
-              </w:rPr>
-              <w:t>Moyenne</w:t>
-            </w:r>
-          </w:p>
-        </w:tc>
-        <w:tc>
-          <w:tcPr>
-            <w:tcW w:type="dxa" w:w="1247"/>
-          </w:tcPr>
-          <w:p>
-            <w:r>
-              <w:rPr>
-                <w:b/>
-                <w:i w:val="0"/>
-                <w:sz w:val="16"/>
-              </w:rPr>
-              <w:t>S10</w:t>
-              <w:br/>
-            </w:r>
-            <w:r>
-              <w:rPr>
-                <w:b w:val="0"/>
-                <w:i w:val="0"/>
-                <w:color w:val="64748B"/>
-                <w:sz w:val="14"/>
-              </w:rPr>
-              <w:t>Logement</w:t>
-            </w:r>
-          </w:p>
-        </w:tc>
-        <w:tc>
-          <w:tcPr>
-            <w:tcW w:type="dxa" w:w="1531"/>
-          </w:tcPr>
-          <w:p>
-            <w:r>
-              <w:rPr>
-                <w:b/>
-                <w:i w:val="0"/>
-                <w:color w:val="16A34A"/>
-                <w:sz w:val="16"/>
-              </w:rPr>
-              <w:t>s10q12b</w:t>
-            </w:r>
-          </w:p>
-        </w:tc>
-        <w:tc>
-          <w:tcPr>
-            <w:tcW w:type="dxa" w:w="1191"/>
-          </w:tcPr>
-          <w:p>
-            <w:r>
-              <w:rPr>
-                <w:b w:val="0"/>
-                <w:i w:val="0"/>
-                <w:color w:val="64748B"/>
-                <w:sz w:val="16"/>
-              </w:rPr>
-              <w:t>Natif SuSo</w:t>
-            </w:r>
-          </w:p>
-        </w:tc>
-        <w:tc>
-          <w:tcPr>
-            <w:tcW w:type="dxa" w:w="4706"/>
-          </w:tcPr>
-          <w:p>
-            <w:r>
-              <w:rPr>
-                <w:b w:val="0"/>
-                <w:i w:val="0"/>
-                <w:sz w:val="17"/>
-              </w:rPr>
               <w:t>Le nombre d'entreprises doit être au moins le nombre d'activités indiquées</w:t>
-            </w:r>
-          </w:p>
-        </w:tc>
-      </w:tr>
-      <w:tr>
-        <w:tc>
-          <w:tcPr>
-            <w:tcW w:type="dxa" w:w="964"/>
-          </w:tcPr>
-          <w:p>
-            <w:r>
-              <w:rPr>
-                <w:b/>
-                <w:i w:val="0"/>
-                <w:color w:val="EA580C"/>
-                <w:sz w:val="16"/>
-              </w:rPr>
-              <w:t>Moyenne</w:t>
-            </w:r>
-          </w:p>
-        </w:tc>
-        <w:tc>
-          <w:tcPr>
-            <w:tcW w:type="dxa" w:w="1247"/>
-          </w:tcPr>
-          <w:p>
-            <w:r>
-              <w:rPr>
-                <w:b/>
-                <w:i w:val="0"/>
-                <w:sz w:val="16"/>
-              </w:rPr>
-              <w:t>S13</w:t>
-              <w:br/>
-            </w:r>
-            <w:r>
-              <w:rPr>
-                <w:b w:val="0"/>
-                <w:i w:val="0"/>
-                <w:color w:val="64748B"/>
-                <w:sz w:val="14"/>
-              </w:rPr>
-              <w:t>Transferts</w:t>
-            </w:r>
-          </w:p>
-        </w:tc>
-        <w:tc>
-          <w:tcPr>
-            <w:tcW w:type="dxa" w:w="1531"/>
-          </w:tcPr>
-          <w:p>
-            <w:r>
-              <w:rPr>
-                <w:b/>
-                <w:i w:val="0"/>
-                <w:color w:val="16A34A"/>
-                <w:sz w:val="16"/>
-              </w:rPr>
-              <w:t>s00q07a, s00q08, s00q10, s00q13_0, s00q15_0, s00q17_0, s00q23a, s00q23b</w:t>
-            </w:r>
-          </w:p>
-        </w:tc>
-        <w:tc>
-          <w:tcPr>
-            <w:tcW w:type="dxa" w:w="1191"/>
-          </w:tcPr>
-          <w:p>
-            <w:r>
-              <w:rPr>
-                <w:b w:val="0"/>
-                <w:i w:val="0"/>
-                <w:color w:val="64748B"/>
-                <w:sz w:val="16"/>
-              </w:rPr>
-              <w:t>GT-CQ</w:t>
-            </w:r>
-          </w:p>
-        </w:tc>
-        <w:tc>
-          <w:tcPr>
-            <w:tcW w:type="dxa" w:w="4706"/>
-          </w:tcPr>
-          <w:p>
-            <w:r>
-              <w:rPr>
-                <w:b w:val="0"/>
-                <w:i w:val="0"/>
-                <w:sz w:val="17"/>
-              </w:rPr>
-              <w:t>L'enquêteur prière de fournir d'effort pour avoir le niveau d'étude et l'âge de celui qui a béneficié de l'argent dans la section 13b (Transfert emis).</w:t>
             </w:r>
           </w:p>
         </w:tc>
